--- a/dev/checklists/gifted/校本資優教育政策文件要求清單_DRAFT.docx
+++ b/dev/checklists/gifted/校本資優教育政策文件要求清單_DRAFT.docx
@@ -241,7 +241,7 @@
             </w:tcMar>
           </w:tcPr>
           <w:p>
-            <w:hyperlink w:history="1" r:id="rIdgmuhfseyqkpz9moqunrj9">
+            <w:hyperlink w:history="1" r:id="rIdftpztepeujzlrs9vjtc5o">
               <w:r>
                 <w:rPr>
                   <w:rStyle w:val="Hyperlink"/>
@@ -327,7 +327,7 @@
             </w:tcMar>
           </w:tcPr>
           <w:p>
-            <w:hyperlink w:history="1" r:id="rIda93negnv9zeotvxszaoqk">
+            <w:hyperlink w:history="1" r:id="rIdzv-wtejihrlajtuo18q1w">
               <w:r>
                 <w:rPr>
                   <w:rStyle w:val="Hyperlink"/>
@@ -413,7 +413,7 @@
             </w:tcMar>
           </w:tcPr>
           <w:p>
-            <w:hyperlink w:history="1" r:id="rIdaphdwfytnexxf1vrhq17z">
+            <w:hyperlink w:history="1" r:id="rIdd0a4ab-7ifs9onadqo6kj">
               <w:r>
                 <w:rPr>
                   <w:rStyle w:val="Hyperlink"/>
@@ -499,7 +499,7 @@
             </w:tcMar>
           </w:tcPr>
           <w:p>
-            <w:hyperlink w:history="1" r:id="rIdz3o0cf5bszqnlslms-3ex">
+            <w:hyperlink w:history="1" r:id="rIdiasqr4llf_nbp5btp6fit">
               <w:r>
                 <w:rPr>
                   <w:rStyle w:val="Hyperlink"/>
@@ -585,7 +585,7 @@
             </w:tcMar>
           </w:tcPr>
           <w:p>
-            <w:hyperlink w:history="1" r:id="rIdkacq7vumjmrkh8iamkolv">
+            <w:hyperlink w:history="1" r:id="rIdmzexpjovpyjx4btl8slvn">
               <w:r>
                 <w:rPr>
                   <w:rStyle w:val="Hyperlink"/>
@@ -671,7 +671,7 @@
             </w:tcMar>
           </w:tcPr>
           <w:p>
-            <w:hyperlink w:history="1" r:id="rId9arefkhb2strjgmuft5ln">
+            <w:hyperlink w:history="1" r:id="rIdnlm8qjoasnpikktkgi949">
               <w:r>
                 <w:rPr>
                   <w:rStyle w:val="Hyperlink"/>
@@ -1804,7 +1804,7 @@
         </w:rPr>
         <w:t xml:space="preserve">出處：</w:t>
       </w:r>
-      <w:hyperlink w:history="1" r:id="rIdo1eescgchk67r1ptce5nf">
+      <w:hyperlink w:history="1" r:id="rId7bl_imkpukwosdvgpoqm-">
         <w:r>
           <w:rPr>
             <w:rStyle w:val="Hyperlink"/>
@@ -1880,7 +1880,7 @@
         </w:rPr>
         <w:t xml:space="preserve">出處：</w:t>
       </w:r>
-      <w:hyperlink w:history="1" r:id="rIdv8u2oqszmt3xtxrg2pekf">
+      <w:hyperlink w:history="1" r:id="rId18u4k8sgjfp-_hcdgnc35">
         <w:r>
           <w:rPr>
             <w:rStyle w:val="Hyperlink"/>
@@ -1956,7 +1956,7 @@
         </w:rPr>
         <w:t xml:space="preserve">出處：</w:t>
       </w:r>
-      <w:hyperlink w:history="1" r:id="rIddo75j7b6lfaxnjo2j1g9a">
+      <w:hyperlink w:history="1" r:id="rIdlaupj6w4ggloxmrjyxzod">
         <w:r>
           <w:rPr>
             <w:rStyle w:val="Hyperlink"/>
@@ -2032,7 +2032,7 @@
         </w:rPr>
         <w:t xml:space="preserve">出處：</w:t>
       </w:r>
-      <w:hyperlink w:history="1" r:id="rId9f38vjej6t7qn__do2nd7">
+      <w:hyperlink w:history="1" r:id="rIdz46ienwi4vavqm-q-wso7">
         <w:r>
           <w:rPr>
             <w:rStyle w:val="Hyperlink"/>
@@ -2108,7 +2108,7 @@
         </w:rPr>
         <w:t xml:space="preserve">出處：</w:t>
       </w:r>
-      <w:hyperlink w:history="1" r:id="rIdytx23mdxrv75l4wkzg1ra">
+      <w:hyperlink w:history="1" r:id="rIdw08rsu_yagsyf97mdbyr_">
         <w:r>
           <w:rPr>
             <w:rStyle w:val="Hyperlink"/>
@@ -2184,7 +2184,7 @@
         </w:rPr>
         <w:t xml:space="preserve">出處：</w:t>
       </w:r>
-      <w:hyperlink w:history="1" r:id="rIdf5q65j7khgfygveou7ps8">
+      <w:hyperlink w:history="1" r:id="rIdw6nyi_npi6h82lmsgjqha">
         <w:r>
           <w:rPr>
             <w:rStyle w:val="Hyperlink"/>
@@ -2260,7 +2260,7 @@
         </w:rPr>
         <w:t xml:space="preserve">出處：</w:t>
       </w:r>
-      <w:hyperlink w:history="1" r:id="rIdo_a8hsajelkocrkm_mfr-">
+      <w:hyperlink w:history="1" r:id="rIdy4ggndwaxpm2zcsu_pt-p">
         <w:r>
           <w:rPr>
             <w:rStyle w:val="Hyperlink"/>
@@ -2336,7 +2336,7 @@
         </w:rPr>
         <w:t xml:space="preserve">出處：</w:t>
       </w:r>
-      <w:hyperlink w:history="1" r:id="rIdytaqknnxrtqsi3g9wlcse">
+      <w:hyperlink w:history="1" r:id="rIdi5_dbixdfraj6zlxuvrqv">
         <w:r>
           <w:rPr>
             <w:rStyle w:val="Hyperlink"/>
@@ -2412,7 +2412,7 @@
         </w:rPr>
         <w:t xml:space="preserve">出處：</w:t>
       </w:r>
-      <w:hyperlink w:history="1" r:id="rId3rjwb0wwkvuvaxboshgbu">
+      <w:hyperlink w:history="1" r:id="rId3iaqbtgsxmi9qcsywngic">
         <w:r>
           <w:rPr>
             <w:rStyle w:val="Hyperlink"/>
@@ -2488,7 +2488,7 @@
         </w:rPr>
         <w:t xml:space="preserve">出處：</w:t>
       </w:r>
-      <w:hyperlink w:history="1" r:id="rIdui0oqjvizw78isbji7lqm">
+      <w:hyperlink w:history="1" r:id="rIdi3vebcywpoiqsxncqbqmo">
         <w:r>
           <w:rPr>
             <w:rStyle w:val="Hyperlink"/>
@@ -2555,7 +2555,7 @@
         </w:rPr>
         <w:t xml:space="preserve">出處：</w:t>
       </w:r>
-      <w:hyperlink w:history="1" r:id="rIdtbl7nxcb4v2ya9ghrt_vn">
+      <w:hyperlink w:history="1" r:id="rId8v1qpczbcofxzcbd74exg">
         <w:r>
           <w:rPr>
             <w:rStyle w:val="Hyperlink"/>
@@ -2622,7 +2622,7 @@
         </w:rPr>
         <w:t xml:space="preserve">出處：</w:t>
       </w:r>
-      <w:hyperlink w:history="1" r:id="rIdtlircxqb32vzhkbulvrri">
+      <w:hyperlink w:history="1" r:id="rIdzfvzxficb0mlez-vtgcju">
         <w:r>
           <w:rPr>
             <w:rStyle w:val="Hyperlink"/>
@@ -2698,7 +2698,7 @@
         </w:rPr>
         <w:t xml:space="preserve">出處：</w:t>
       </w:r>
-      <w:hyperlink w:history="1" r:id="rIdw50mjsrvlzxxqzxipay9u">
+      <w:hyperlink w:history="1" r:id="rIdlrxs-durdyylxxxlzyavg">
         <w:r>
           <w:rPr>
             <w:rStyle w:val="Hyperlink"/>
@@ -2774,7 +2774,7 @@
         </w:rPr>
         <w:t xml:space="preserve">出處：</w:t>
       </w:r>
-      <w:hyperlink w:history="1" r:id="rIdxeq9ygrzp71keaedv526n">
+      <w:hyperlink w:history="1" r:id="rIdpxyhtusjrgcgatqbged8n">
         <w:r>
           <w:rPr>
             <w:rStyle w:val="Hyperlink"/>
@@ -2850,7 +2850,7 @@
         </w:rPr>
         <w:t xml:space="preserve">出處：</w:t>
       </w:r>
-      <w:hyperlink w:history="1" r:id="rId8eiz260p-sr2sjcp8m5ww">
+      <w:hyperlink w:history="1" r:id="rIdwyxpvniwvweotcpenq8ud">
         <w:r>
           <w:rPr>
             <w:rStyle w:val="Hyperlink"/>
@@ -2926,7 +2926,7 @@
         </w:rPr>
         <w:t xml:space="preserve">出處：</w:t>
       </w:r>
-      <w:hyperlink w:history="1" r:id="rIdyykk_ye0cyf609xb9lv1h">
+      <w:hyperlink w:history="1" r:id="rId5tvggvnjx1z4zx95kr5fd">
         <w:r>
           <w:rPr>
             <w:rStyle w:val="Hyperlink"/>
@@ -3002,7 +3002,7 @@
         </w:rPr>
         <w:t xml:space="preserve">出處：</w:t>
       </w:r>
-      <w:hyperlink w:history="1" r:id="rId6_esjfswhav5ayjlnnxcr">
+      <w:hyperlink w:history="1" r:id="rIdfijagu74-i81m4uab5mbx">
         <w:r>
           <w:rPr>
             <w:rStyle w:val="Hyperlink"/>
@@ -3069,7 +3069,7 @@
         </w:rPr>
         <w:t xml:space="preserve">出處：</w:t>
       </w:r>
-      <w:hyperlink w:history="1" r:id="rIdffqflgbiivauehwnjmogb">
+      <w:hyperlink w:history="1" r:id="rIdf0pl-r2tbjmbvfhpi_dwi">
         <w:r>
           <w:rPr>
             <w:rStyle w:val="Hyperlink"/>
@@ -3145,7 +3145,7 @@
         </w:rPr>
         <w:t xml:space="preserve">出處：</w:t>
       </w:r>
-      <w:hyperlink w:history="1" r:id="rId-a4ywwjunynewjjngs0e7">
+      <w:hyperlink w:history="1" r:id="rId72krc9xb-yswkq_7x2cqk">
         <w:r>
           <w:rPr>
             <w:rStyle w:val="Hyperlink"/>
@@ -3221,7 +3221,7 @@
         </w:rPr>
         <w:t xml:space="preserve">出處：</w:t>
       </w:r>
-      <w:hyperlink w:history="1" r:id="rIdxj9teu-2lre_1a_-jmlnx">
+      <w:hyperlink w:history="1" r:id="rIdju72sodbyvpmsc_bglvke">
         <w:r>
           <w:rPr>
             <w:rStyle w:val="Hyperlink"/>
@@ -3297,7 +3297,7 @@
         </w:rPr>
         <w:t xml:space="preserve">出處：</w:t>
       </w:r>
-      <w:hyperlink w:history="1" r:id="rIdhtmeprergh5pl-rt0wtrw">
+      <w:hyperlink w:history="1" r:id="rIdlm8gyqts7zd22josjh56t">
         <w:r>
           <w:rPr>
             <w:rStyle w:val="Hyperlink"/>
@@ -3389,7 +3389,7 @@
         </w:rPr>
         <w:t xml:space="preserve">出處：</w:t>
       </w:r>
-      <w:hyperlink w:history="1" r:id="rIdzrreyvx25z8hlkt4nkbc0">
+      <w:hyperlink w:history="1" r:id="rId7hxybinn9qh0plzrw8hzl">
         <w:r>
           <w:rPr>
             <w:rStyle w:val="Hyperlink"/>
@@ -3456,7 +3456,7 @@
         </w:rPr>
         <w:t xml:space="preserve">出處：</w:t>
       </w:r>
-      <w:hyperlink w:history="1" r:id="rIdbmtutmdfitxw0lukuxzmg">
+      <w:hyperlink w:history="1" r:id="rIdzi1hmrq7srzck8hg5n7hx">
         <w:r>
           <w:rPr>
             <w:rStyle w:val="Hyperlink"/>
@@ -3523,7 +3523,7 @@
         </w:rPr>
         <w:t xml:space="preserve">出處：</w:t>
       </w:r>
-      <w:hyperlink w:history="1" r:id="rIdp6-jvphhzmvxyj6ggaqxp">
+      <w:hyperlink w:history="1" r:id="rIdqxv9vtz2yyo5hcilidp-r">
         <w:r>
           <w:rPr>
             <w:rStyle w:val="Hyperlink"/>
@@ -3590,7 +3590,7 @@
         </w:rPr>
         <w:t xml:space="preserve">出處：</w:t>
       </w:r>
-      <w:hyperlink w:history="1" r:id="rIdv1mgki_-ocj-3sq9vcnvp">
+      <w:hyperlink w:history="1" r:id="rIdb4k6eqecphwoupes_upnr">
         <w:r>
           <w:rPr>
             <w:rStyle w:val="Hyperlink"/>
@@ -3657,7 +3657,7 @@
         </w:rPr>
         <w:t xml:space="preserve">出處：</w:t>
       </w:r>
-      <w:hyperlink w:history="1" r:id="rIduqwegzv78n30akgvatdmn">
+      <w:hyperlink w:history="1" r:id="rIdbvxy000-qafff0mppq08w">
         <w:r>
           <w:rPr>
             <w:rStyle w:val="Hyperlink"/>
@@ -3724,7 +3724,7 @@
         </w:rPr>
         <w:t xml:space="preserve">出處：</w:t>
       </w:r>
-      <w:hyperlink w:history="1" r:id="rIdvdcyi5_fch8hij6itwguh">
+      <w:hyperlink w:history="1" r:id="rIdvkiybgdgx_ix6nylxlnuy">
         <w:r>
           <w:rPr>
             <w:rStyle w:val="Hyperlink"/>
@@ -3791,7 +3791,7 @@
         </w:rPr>
         <w:t xml:space="preserve">出處：</w:t>
       </w:r>
-      <w:hyperlink w:history="1" r:id="rIdeg6y5ybeymmtxfu1-ly-d">
+      <w:hyperlink w:history="1" r:id="rIdjirvcjr5yvn_2o7nspt-z">
         <w:r>
           <w:rPr>
             <w:rStyle w:val="Hyperlink"/>
@@ -3858,7 +3858,7 @@
         </w:rPr>
         <w:t xml:space="preserve">出處：</w:t>
       </w:r>
-      <w:hyperlink w:history="1" r:id="rId-xnnmrbe7989d_c7maz_a">
+      <w:hyperlink w:history="1" r:id="rIdpzkvmmwc8b5vhqr9ttlfc">
         <w:r>
           <w:rPr>
             <w:rStyle w:val="Hyperlink"/>
@@ -3934,7 +3934,7 @@
         </w:rPr>
         <w:t xml:space="preserve">出處：</w:t>
       </w:r>
-      <w:hyperlink w:history="1" r:id="rIdoteaeh1s-l3-bxt-7pncm">
+      <w:hyperlink w:history="1" r:id="rIdqssxojukyosqaj7m95-yx">
         <w:r>
           <w:rPr>
             <w:rStyle w:val="Hyperlink"/>
@@ -4010,7 +4010,7 @@
         </w:rPr>
         <w:t xml:space="preserve">出處：</w:t>
       </w:r>
-      <w:hyperlink w:history="1" r:id="rId_onkdfwntxbsa5xov_yai">
+      <w:hyperlink w:history="1" r:id="rIdoh8fnsv5h_dqkbo5hrhqi">
         <w:r>
           <w:rPr>
             <w:rStyle w:val="Hyperlink"/>
@@ -4086,7 +4086,7 @@
         </w:rPr>
         <w:t xml:space="preserve">出處：</w:t>
       </w:r>
-      <w:hyperlink w:history="1" r:id="rId_m89xno5whjounyhvnyzv">
+      <w:hyperlink w:history="1" r:id="rIdel8iu63ax_an2kgxc0fdb">
         <w:r>
           <w:rPr>
             <w:rStyle w:val="Hyperlink"/>
@@ -4162,7 +4162,7 @@
         </w:rPr>
         <w:t xml:space="preserve">出處：</w:t>
       </w:r>
-      <w:hyperlink w:history="1" r:id="rIdmzxnvth1xmljmgaafwvke">
+      <w:hyperlink w:history="1" r:id="rIdaf56mu1olrbhi6-j2tcey">
         <w:r>
           <w:rPr>
             <w:rStyle w:val="Hyperlink"/>
@@ -4229,7 +4229,7 @@
         </w:rPr>
         <w:t xml:space="preserve">出處：</w:t>
       </w:r>
-      <w:hyperlink w:history="1" r:id="rIdkwmcc9f57ddgxmyq5scbp">
+      <w:hyperlink w:history="1" r:id="rIdjxkoshqslx8r-ldodu56t">
         <w:r>
           <w:rPr>
             <w:rStyle w:val="Hyperlink"/>
@@ -4296,7 +4296,7 @@
         </w:rPr>
         <w:t xml:space="preserve">出處：</w:t>
       </w:r>
-      <w:hyperlink w:history="1" r:id="rIdypxxkd3a2uiwslp5jppjh">
+      <w:hyperlink w:history="1" r:id="rId4jzlgkpwqjtwl8mnxco-t">
         <w:r>
           <w:rPr>
             <w:rStyle w:val="Hyperlink"/>
@@ -4372,7 +4372,7 @@
         </w:rPr>
         <w:t xml:space="preserve">出處：</w:t>
       </w:r>
-      <w:hyperlink w:history="1" r:id="rIdkkae3mi9zfdxumaien0iq">
+      <w:hyperlink w:history="1" r:id="rIdeqm_dykwf5o48mwfw_lq6">
         <w:r>
           <w:rPr>
             <w:rStyle w:val="Hyperlink"/>
@@ -4448,7 +4448,7 @@
         </w:rPr>
         <w:t xml:space="preserve">出處：</w:t>
       </w:r>
-      <w:hyperlink w:history="1" r:id="rId-yqm50r02fb4535khykpm">
+      <w:hyperlink w:history="1" r:id="rId6hohxfhm-lcwzmo3ks-bk">
         <w:r>
           <w:rPr>
             <w:rStyle w:val="Hyperlink"/>
@@ -4524,7 +4524,7 @@
         </w:rPr>
         <w:t xml:space="preserve">出處：</w:t>
       </w:r>
-      <w:hyperlink w:history="1" r:id="rIdfq7k6cvlfgzsglprpoa_h">
+      <w:hyperlink w:history="1" r:id="rIdictikgaehrpws_y-qfqvg">
         <w:r>
           <w:rPr>
             <w:rStyle w:val="Hyperlink"/>
@@ -4600,7 +4600,7 @@
         </w:rPr>
         <w:t xml:space="preserve">出處：</w:t>
       </w:r>
-      <w:hyperlink w:history="1" r:id="rIdk1eb1aamtugtlqztl-rqq">
+      <w:hyperlink w:history="1" r:id="rIdrp_nrke7o8uthqjsl2ovt">
         <w:r>
           <w:rPr>
             <w:rStyle w:val="Hyperlink"/>
@@ -4676,7 +4676,7 @@
         </w:rPr>
         <w:t xml:space="preserve">出處：</w:t>
       </w:r>
-      <w:hyperlink w:history="1" r:id="rIdscv5cguw-rmxzal43jwwh">
+      <w:hyperlink w:history="1" r:id="rId8tpitystqendp8ri58xk3">
         <w:r>
           <w:rPr>
             <w:rStyle w:val="Hyperlink"/>
@@ -4752,7 +4752,7 @@
         </w:rPr>
         <w:t xml:space="preserve">出處：</w:t>
       </w:r>
-      <w:hyperlink w:history="1" r:id="rIdosljoyusojtcmt3taxd47">
+      <w:hyperlink w:history="1" r:id="rIdldujjvzezjm9uprw1xgyt">
         <w:r>
           <w:rPr>
             <w:rStyle w:val="Hyperlink"/>
@@ -4828,7 +4828,7 @@
         </w:rPr>
         <w:t xml:space="preserve">出處：</w:t>
       </w:r>
-      <w:hyperlink w:history="1" r:id="rIdeq1o32czeqfomkpazsu2n">
+      <w:hyperlink w:history="1" r:id="rIdttnuab-66zcadosrardyj">
         <w:r>
           <w:rPr>
             <w:rStyle w:val="Hyperlink"/>
@@ -4904,7 +4904,7 @@
         </w:rPr>
         <w:t xml:space="preserve">出處：</w:t>
       </w:r>
-      <w:hyperlink w:history="1" r:id="rIdd6x9_oyvouldu8oepr7kl">
+      <w:hyperlink w:history="1" r:id="rIdo3kfv1-aqhqzvyn--dfko">
         <w:r>
           <w:rPr>
             <w:rStyle w:val="Hyperlink"/>
@@ -4980,7 +4980,7 @@
         </w:rPr>
         <w:t xml:space="preserve">出處：</w:t>
       </w:r>
-      <w:hyperlink w:history="1" r:id="rIdlrbvfuyu8enjpeo_66nun">
+      <w:hyperlink w:history="1" r:id="rIdqyntzlzuppiruhxlivm29">
         <w:r>
           <w:rPr>
             <w:rStyle w:val="Hyperlink"/>
@@ -5072,7 +5072,7 @@
         </w:rPr>
         <w:t xml:space="preserve">出處：</w:t>
       </w:r>
-      <w:hyperlink w:history="1" r:id="rIdgzvcsgia-zokn3kpys95m">
+      <w:hyperlink w:history="1" r:id="rIdtajvovm0bkivzcx2les78">
         <w:r>
           <w:rPr>
             <w:rStyle w:val="Hyperlink"/>
@@ -5148,7 +5148,7 @@
         </w:rPr>
         <w:t xml:space="preserve">出處：</w:t>
       </w:r>
-      <w:hyperlink w:history="1" r:id="rIdfszdws68vjvs3-x4z-m-y">
+      <w:hyperlink w:history="1" r:id="rIdqeqmndeg3ocqbh3mn8xnm">
         <w:r>
           <w:rPr>
             <w:rStyle w:val="Hyperlink"/>
@@ -5224,7 +5224,7 @@
         </w:rPr>
         <w:t xml:space="preserve">出處：</w:t>
       </w:r>
-      <w:hyperlink w:history="1" r:id="rIddr_hpjbts7llwsmnliyjz">
+      <w:hyperlink w:history="1" r:id="rIdr2nlsm6uuf8obih_m7flz">
         <w:r>
           <w:rPr>
             <w:rStyle w:val="Hyperlink"/>
@@ -5300,7 +5300,7 @@
         </w:rPr>
         <w:t xml:space="preserve">出處：</w:t>
       </w:r>
-      <w:hyperlink w:history="1" r:id="rId_ww_5puua2vcptiksd1wm">
+      <w:hyperlink w:history="1" r:id="rIdz8jzknar_0mafruas5lgk">
         <w:r>
           <w:rPr>
             <w:rStyle w:val="Hyperlink"/>
@@ -5376,7 +5376,7 @@
         </w:rPr>
         <w:t xml:space="preserve">出處：</w:t>
       </w:r>
-      <w:hyperlink w:history="1" r:id="rId8n1arx0gtoc2uwr-pmdj3">
+      <w:hyperlink w:history="1" r:id="rIdlhjcne7c0jkmbkgce3pvg">
         <w:r>
           <w:rPr>
             <w:rStyle w:val="Hyperlink"/>
@@ -5452,7 +5452,7 @@
         </w:rPr>
         <w:t xml:space="preserve">出處：</w:t>
       </w:r>
-      <w:hyperlink w:history="1" r:id="rIdpsytctver-67e7oxeg077">
+      <w:hyperlink w:history="1" r:id="rIddsyxq5ewxbdsrkbpa9kxi">
         <w:r>
           <w:rPr>
             <w:rStyle w:val="Hyperlink"/>
@@ -5528,7 +5528,7 @@
         </w:rPr>
         <w:t xml:space="preserve">出處：</w:t>
       </w:r>
-      <w:hyperlink w:history="1" r:id="rIdhkv6vzw72xsycbswqou6j">
+      <w:hyperlink w:history="1" r:id="rIdk3nubmdnwsn-efsmkfwcn">
         <w:r>
           <w:rPr>
             <w:rStyle w:val="Hyperlink"/>
@@ -5604,7 +5604,7 @@
         </w:rPr>
         <w:t xml:space="preserve">出處：</w:t>
       </w:r>
-      <w:hyperlink w:history="1" r:id="rIdwfmn1nrhzu3tqm8f9igfa">
+      <w:hyperlink w:history="1" r:id="rIdipgctdkti22x_qjmpor3d">
         <w:r>
           <w:rPr>
             <w:rStyle w:val="Hyperlink"/>
@@ -5680,7 +5680,7 @@
         </w:rPr>
         <w:t xml:space="preserve">出處：</w:t>
       </w:r>
-      <w:hyperlink w:history="1" r:id="rIdnlcbeecl9yx5nd1xtvykb">
+      <w:hyperlink w:history="1" r:id="rIddauh0cvebsexmgse6ymwx">
         <w:r>
           <w:rPr>
             <w:rStyle w:val="Hyperlink"/>
@@ -5756,7 +5756,7 @@
         </w:rPr>
         <w:t xml:space="preserve">出處：</w:t>
       </w:r>
-      <w:hyperlink w:history="1" r:id="rIdgkcul-d9ldhthyyyss4pm">
+      <w:hyperlink w:history="1" r:id="rIdjcwaqlyoeswfv9wtdsh3e">
         <w:r>
           <w:rPr>
             <w:rStyle w:val="Hyperlink"/>
@@ -5832,7 +5832,7 @@
         </w:rPr>
         <w:t xml:space="preserve">出處：</w:t>
       </w:r>
-      <w:hyperlink w:history="1" r:id="rIdtyn4bf_txdsad8tm2pllg">
+      <w:hyperlink w:history="1" r:id="rIdl5cvgc9aieha1tkl9cnuv">
         <w:r>
           <w:rPr>
             <w:rStyle w:val="Hyperlink"/>
@@ -5908,7 +5908,7 @@
         </w:rPr>
         <w:t xml:space="preserve">出處：</w:t>
       </w:r>
-      <w:hyperlink w:history="1" r:id="rIdlsvc7h9vou3u5y0dtttd8">
+      <w:hyperlink w:history="1" r:id="rIdu9yywzdoz7ha2wikn0v6o">
         <w:r>
           <w:rPr>
             <w:rStyle w:val="Hyperlink"/>
@@ -5984,7 +5984,7 @@
         </w:rPr>
         <w:t xml:space="preserve">出處：</w:t>
       </w:r>
-      <w:hyperlink w:history="1" r:id="rIdvxwmprqynt9rit1epxu0e">
+      <w:hyperlink w:history="1" r:id="rIdl1ld9zxbnb_jxniiqbr7o">
         <w:r>
           <w:rPr>
             <w:rStyle w:val="Hyperlink"/>
@@ -6060,7 +6060,7 @@
         </w:rPr>
         <w:t xml:space="preserve">出處：</w:t>
       </w:r>
-      <w:hyperlink w:history="1" r:id="rId1m2xnnbcq3ls4d1asldg9">
+      <w:hyperlink w:history="1" r:id="rIdo0t9ggdcbfmad_qodzwh5">
         <w:r>
           <w:rPr>
             <w:rStyle w:val="Hyperlink"/>
@@ -6136,7 +6136,7 @@
         </w:rPr>
         <w:t xml:space="preserve">出處：</w:t>
       </w:r>
-      <w:hyperlink w:history="1" r:id="rIdzxtpwhhg9lmj_j8bvfc_l">
+      <w:hyperlink w:history="1" r:id="rIdmmfqho4219adfosfqpk5p">
         <w:r>
           <w:rPr>
             <w:rStyle w:val="Hyperlink"/>
@@ -6212,7 +6212,7 @@
         </w:rPr>
         <w:t xml:space="preserve">出處：</w:t>
       </w:r>
-      <w:hyperlink w:history="1" r:id="rId0a3aschcho9qr_pfxvuno">
+      <w:hyperlink w:history="1" r:id="rId1hgtksjjfisv26gjikyet">
         <w:r>
           <w:rPr>
             <w:rStyle w:val="Hyperlink"/>
@@ -6288,7 +6288,7 @@
         </w:rPr>
         <w:t xml:space="preserve">出處：</w:t>
       </w:r>
-      <w:hyperlink w:history="1" r:id="rId7q9qul33x4p3p62ivyfr5">
+      <w:hyperlink w:history="1" r:id="rIdrx4gnuufxij5ntkoo3cjh">
         <w:r>
           <w:rPr>
             <w:rStyle w:val="Hyperlink"/>
@@ -6364,7 +6364,7 @@
         </w:rPr>
         <w:t xml:space="preserve">出處：</w:t>
       </w:r>
-      <w:hyperlink w:history="1" r:id="rId1pjk-wyacewcjamqg8aux">
+      <w:hyperlink w:history="1" r:id="rId_yxd6epykf_gvf3n-9dgf">
         <w:r>
           <w:rPr>
             <w:rStyle w:val="Hyperlink"/>
@@ -6440,7 +6440,7 @@
         </w:rPr>
         <w:t xml:space="preserve">出處：</w:t>
       </w:r>
-      <w:hyperlink w:history="1" r:id="rId9msgmwvirczxafkhsv_jf">
+      <w:hyperlink w:history="1" r:id="rId9rmu-2gxd8oiwxogk99dg">
         <w:r>
           <w:rPr>
             <w:rStyle w:val="Hyperlink"/>
@@ -6516,7 +6516,7 @@
         </w:rPr>
         <w:t xml:space="preserve">出處：</w:t>
       </w:r>
-      <w:hyperlink w:history="1" r:id="rIdbny3xblxrwzraxan1e6du">
+      <w:hyperlink w:history="1" r:id="rIdiunmcow6zxlceis5r6fgq">
         <w:r>
           <w:rPr>
             <w:rStyle w:val="Hyperlink"/>
@@ -6592,7 +6592,7 @@
         </w:rPr>
         <w:t xml:space="preserve">出處：</w:t>
       </w:r>
-      <w:hyperlink w:history="1" r:id="rIdm4fp4ebrgk_hl4dv6ssrd">
+      <w:hyperlink w:history="1" r:id="rId3r35xp1ttnwpghcr5tuui">
         <w:r>
           <w:rPr>
             <w:rStyle w:val="Hyperlink"/>
@@ -6668,7 +6668,7 @@
         </w:rPr>
         <w:t xml:space="preserve">出處：</w:t>
       </w:r>
-      <w:hyperlink w:history="1" r:id="rIdqpswk_krw6vplwij_m7v2">
+      <w:hyperlink w:history="1" r:id="rIdcdmwrz_o8hs2xehledhca">
         <w:r>
           <w:rPr>
             <w:rStyle w:val="Hyperlink"/>
@@ -6744,7 +6744,7 @@
         </w:rPr>
         <w:t xml:space="preserve">出處：</w:t>
       </w:r>
-      <w:hyperlink w:history="1" r:id="rIdbvgoeamvte5n2xc7fchp3">
+      <w:hyperlink w:history="1" r:id="rIdjkvjf5fb90xvdsx9qozzi">
         <w:r>
           <w:rPr>
             <w:rStyle w:val="Hyperlink"/>
@@ -6820,7 +6820,7 @@
         </w:rPr>
         <w:t xml:space="preserve">出處：</w:t>
       </w:r>
-      <w:hyperlink w:history="1" r:id="rIdbfl_p9allcvgde13qjwau">
+      <w:hyperlink w:history="1" r:id="rId2rdgosaergpl6cidegldr">
         <w:r>
           <w:rPr>
             <w:rStyle w:val="Hyperlink"/>
@@ -6896,7 +6896,7 @@
         </w:rPr>
         <w:t xml:space="preserve">出處：</w:t>
       </w:r>
-      <w:hyperlink w:history="1" r:id="rIdl_vseylpni0d2_a-lbz4q">
+      <w:hyperlink w:history="1" r:id="rIddzq32mm7kqxt7-esizdpl">
         <w:r>
           <w:rPr>
             <w:rStyle w:val="Hyperlink"/>
@@ -6972,7 +6972,7 @@
         </w:rPr>
         <w:t xml:space="preserve">出處：</w:t>
       </w:r>
-      <w:hyperlink w:history="1" r:id="rIdhg8uv4vn766hndc2g_tho">
+      <w:hyperlink w:history="1" r:id="rIdtyqek4zfds_zls7aniou9">
         <w:r>
           <w:rPr>
             <w:rStyle w:val="Hyperlink"/>
@@ -7048,7 +7048,7 @@
         </w:rPr>
         <w:t xml:space="preserve">出處：</w:t>
       </w:r>
-      <w:hyperlink w:history="1" r:id="rIdugphe457x7erfwcjjmr6f">
+      <w:hyperlink w:history="1" r:id="rId0ivt5y1lml3nrqibpsmn1">
         <w:r>
           <w:rPr>
             <w:rStyle w:val="Hyperlink"/>
@@ -7124,7 +7124,7 @@
         </w:rPr>
         <w:t xml:space="preserve">出處：</w:t>
       </w:r>
-      <w:hyperlink w:history="1" r:id="rIdugttqksbebvbogxir1vtk">
+      <w:hyperlink w:history="1" r:id="rIdpwqprcx1_tkqn6na-v8gw">
         <w:r>
           <w:rPr>
             <w:rStyle w:val="Hyperlink"/>
@@ -7200,7 +7200,7 @@
         </w:rPr>
         <w:t xml:space="preserve">出處：</w:t>
       </w:r>
-      <w:hyperlink w:history="1" r:id="rIdy4xcwhznu0zi3_ozvlvut">
+      <w:hyperlink w:history="1" r:id="rIdj-p5tyo51_m57wt76dy_2">
         <w:r>
           <w:rPr>
             <w:rStyle w:val="Hyperlink"/>
@@ -7276,7 +7276,7 @@
         </w:rPr>
         <w:t xml:space="preserve">出處：</w:t>
       </w:r>
-      <w:hyperlink w:history="1" r:id="rIdqtfkxtainuhtv8cmrv_tz">
+      <w:hyperlink w:history="1" r:id="rIdo67sktj-epk0xgkw2fbzi">
         <w:r>
           <w:rPr>
             <w:rStyle w:val="Hyperlink"/>
@@ -7352,7 +7352,7 @@
         </w:rPr>
         <w:t xml:space="preserve">出處：</w:t>
       </w:r>
-      <w:hyperlink w:history="1" r:id="rIdcstjt2akececyfjskpsjw">
+      <w:hyperlink w:history="1" r:id="rId2vzh7y_gfhle3vm7td3ub">
         <w:r>
           <w:rPr>
             <w:rStyle w:val="Hyperlink"/>
@@ -7428,7 +7428,7 @@
         </w:rPr>
         <w:t xml:space="preserve">出處：</w:t>
       </w:r>
-      <w:hyperlink w:history="1" r:id="rIdmnlixmsgvn3s_2tum5yb2">
+      <w:hyperlink w:history="1" r:id="rId7bvvdk56argdlemt9v9xw">
         <w:r>
           <w:rPr>
             <w:rStyle w:val="Hyperlink"/>
@@ -7504,7 +7504,7 @@
         </w:rPr>
         <w:t xml:space="preserve">出處：</w:t>
       </w:r>
-      <w:hyperlink w:history="1" r:id="rIdxvnlv-nlfgifprdz2awkz">
+      <w:hyperlink w:history="1" r:id="rIdj17wv31oh_wq18eg8nrwe">
         <w:r>
           <w:rPr>
             <w:rStyle w:val="Hyperlink"/>
@@ -7580,7 +7580,7 @@
         </w:rPr>
         <w:t xml:space="preserve">出處：</w:t>
       </w:r>
-      <w:hyperlink w:history="1" r:id="rIdhmwwoameffakgwsrc_sww">
+      <w:hyperlink w:history="1" r:id="rIdw9ivndxljk5nv5jhkdvlx">
         <w:r>
           <w:rPr>
             <w:rStyle w:val="Hyperlink"/>
@@ -7656,7 +7656,7 @@
         </w:rPr>
         <w:t xml:space="preserve">出處：</w:t>
       </w:r>
-      <w:hyperlink w:history="1" r:id="rIdzx2rncqz0iumxnuktdhhk">
+      <w:hyperlink w:history="1" r:id="rIdjexyumvmtk_qsbjwfdhd1">
         <w:r>
           <w:rPr>
             <w:rStyle w:val="Hyperlink"/>
@@ -7732,7 +7732,7 @@
         </w:rPr>
         <w:t xml:space="preserve">出處：</w:t>
       </w:r>
-      <w:hyperlink w:history="1" r:id="rId0cwlynvh0fn5cnhr6jctm">
+      <w:hyperlink w:history="1" r:id="rIdqky7fvqii_dkmudfp98pz">
         <w:r>
           <w:rPr>
             <w:rStyle w:val="Hyperlink"/>
@@ -7808,7 +7808,7 @@
         </w:rPr>
         <w:t xml:space="preserve">出處：</w:t>
       </w:r>
-      <w:hyperlink w:history="1" r:id="rIda1j5ha2kt1z0kmvpvmebq">
+      <w:hyperlink w:history="1" r:id="rIdkxcnaihyk5k1-wxuc4krp">
         <w:r>
           <w:rPr>
             <w:rStyle w:val="Hyperlink"/>
@@ -7884,7 +7884,7 @@
         </w:rPr>
         <w:t xml:space="preserve">出處：</w:t>
       </w:r>
-      <w:hyperlink w:history="1" r:id="rId-uqel9g9ct3ulhtgdukwu">
+      <w:hyperlink w:history="1" r:id="rIdukbnimu8n8ezedl3cdgdy">
         <w:r>
           <w:rPr>
             <w:rStyle w:val="Hyperlink"/>
@@ -7960,7 +7960,7 @@
         </w:rPr>
         <w:t xml:space="preserve">出處：</w:t>
       </w:r>
-      <w:hyperlink w:history="1" r:id="rIdxeisyz_c-t8vrsp6eatht">
+      <w:hyperlink w:history="1" r:id="rIdlf6m_ryfehpjcno4dc3yl">
         <w:r>
           <w:rPr>
             <w:rStyle w:val="Hyperlink"/>
@@ -8036,7 +8036,7 @@
         </w:rPr>
         <w:t xml:space="preserve">出處：</w:t>
       </w:r>
-      <w:hyperlink w:history="1" r:id="rIdk-xo-aiufcfgz4cfpqtmo">
+      <w:hyperlink w:history="1" r:id="rIdusjf0bdu4_3btufvrwjpd">
         <w:r>
           <w:rPr>
             <w:rStyle w:val="Hyperlink"/>
@@ -8112,7 +8112,7 @@
         </w:rPr>
         <w:t xml:space="preserve">出處：</w:t>
       </w:r>
-      <w:hyperlink w:history="1" r:id="rId9hv3wezcl3_trjc0r2ywz">
+      <w:hyperlink w:history="1" r:id="rIdxng_akxkk9ai20d6nqrqj">
         <w:r>
           <w:rPr>
             <w:rStyle w:val="Hyperlink"/>
@@ -8188,7 +8188,7 @@
         </w:rPr>
         <w:t xml:space="preserve">出處：</w:t>
       </w:r>
-      <w:hyperlink w:history="1" r:id="rIdi15jejg27d5hjr5rqivl7">
+      <w:hyperlink w:history="1" r:id="rIdzyaa2dhz5nmgbbpmnwlbf">
         <w:r>
           <w:rPr>
             <w:rStyle w:val="Hyperlink"/>
@@ -8264,7 +8264,7 @@
         </w:rPr>
         <w:t xml:space="preserve">出處：</w:t>
       </w:r>
-      <w:hyperlink w:history="1" r:id="rIdbnt6l93ny5gfcyuzgq-sh">
+      <w:hyperlink w:history="1" r:id="rIdtvfz9gyflmz3dq8bqsmhi">
         <w:r>
           <w:rPr>
             <w:rStyle w:val="Hyperlink"/>
@@ -8340,7 +8340,7 @@
         </w:rPr>
         <w:t xml:space="preserve">出處：</w:t>
       </w:r>
-      <w:hyperlink w:history="1" r:id="rIdwjschvocakfbleskhfyb-">
+      <w:hyperlink w:history="1" r:id="rId8dmyihulmn6idyczeaju3">
         <w:r>
           <w:rPr>
             <w:rStyle w:val="Hyperlink"/>
@@ -8416,7 +8416,7 @@
         </w:rPr>
         <w:t xml:space="preserve">出處：</w:t>
       </w:r>
-      <w:hyperlink w:history="1" r:id="rId55gxrecmqqjin0eyabwap">
+      <w:hyperlink w:history="1" r:id="rIddhuocqcxudjgwbkla-789">
         <w:r>
           <w:rPr>
             <w:rStyle w:val="Hyperlink"/>
@@ -8492,7 +8492,7 @@
         </w:rPr>
         <w:t xml:space="preserve">出處：</w:t>
       </w:r>
-      <w:hyperlink w:history="1" r:id="rIdq6nb6an8bmqbrxnn-khup">
+      <w:hyperlink w:history="1" r:id="rId5lucfae9aorpyz6xos3s8">
         <w:r>
           <w:rPr>
             <w:rStyle w:val="Hyperlink"/>
@@ -8568,7 +8568,7 @@
         </w:rPr>
         <w:t xml:space="preserve">出處：</w:t>
       </w:r>
-      <w:hyperlink w:history="1" r:id="rIdpgnhd9da7xp6-suows_8o">
+      <w:hyperlink w:history="1" r:id="rIdmyzaincevyehhpzz3ih2x">
         <w:r>
           <w:rPr>
             <w:rStyle w:val="Hyperlink"/>
@@ -8644,7 +8644,7 @@
         </w:rPr>
         <w:t xml:space="preserve">出處：</w:t>
       </w:r>
-      <w:hyperlink w:history="1" r:id="rIdo5_ftk2rukh6zwbrg4ywz">
+      <w:hyperlink w:history="1" r:id="rIdm078l_varafl8rirbbu4e">
         <w:r>
           <w:rPr>
             <w:rStyle w:val="Hyperlink"/>
@@ -8720,7 +8720,7 @@
         </w:rPr>
         <w:t xml:space="preserve">出處：</w:t>
       </w:r>
-      <w:hyperlink w:history="1" r:id="rIdqp7lolhajz-yvcdbpzwjz">
+      <w:hyperlink w:history="1" r:id="rId-lm8a50qr8n8jqvlohpgt">
         <w:r>
           <w:rPr>
             <w:rStyle w:val="Hyperlink"/>
@@ -8796,7 +8796,7 @@
         </w:rPr>
         <w:t xml:space="preserve">出處：</w:t>
       </w:r>
-      <w:hyperlink w:history="1" r:id="rIdxj39luseg6vw6l0udlmni">
+      <w:hyperlink w:history="1" r:id="rIdhbdm0xeuex9afgrt2jvy6">
         <w:r>
           <w:rPr>
             <w:rStyle w:val="Hyperlink"/>
@@ -8872,7 +8872,7 @@
         </w:rPr>
         <w:t xml:space="preserve">出處：</w:t>
       </w:r>
-      <w:hyperlink w:history="1" r:id="rIdwn5agoyr2uxyapsx_90az">
+      <w:hyperlink w:history="1" r:id="rId4uiyprkc3-y52cdyibpgc">
         <w:r>
           <w:rPr>
             <w:rStyle w:val="Hyperlink"/>
@@ -8948,7 +8948,7 @@
         </w:rPr>
         <w:t xml:space="preserve">出處：</w:t>
       </w:r>
-      <w:hyperlink w:history="1" r:id="rIdfzgsrjrqczovylqehcvd8">
+      <w:hyperlink w:history="1" r:id="rIdvlh94veltcut9jb-ukhcg">
         <w:r>
           <w:rPr>
             <w:rStyle w:val="Hyperlink"/>
@@ -9024,7 +9024,7 @@
         </w:rPr>
         <w:t xml:space="preserve">出處：</w:t>
       </w:r>
-      <w:hyperlink w:history="1" r:id="rIdpfwzdazjxzb5rppattjzz">
+      <w:hyperlink w:history="1" r:id="rIdnu4a2pz3iqlija_bbmtwo">
         <w:r>
           <w:rPr>
             <w:rStyle w:val="Hyperlink"/>
@@ -9091,7 +9091,7 @@
         </w:rPr>
         <w:t xml:space="preserve">出處：</w:t>
       </w:r>
-      <w:hyperlink w:history="1" r:id="rIdl-pse4sth0-i5vnvdqnv4">
+      <w:hyperlink w:history="1" r:id="rIdun759hndqastaajp41cip">
         <w:r>
           <w:rPr>
             <w:rStyle w:val="Hyperlink"/>
@@ -9158,7 +9158,7 @@
         </w:rPr>
         <w:t xml:space="preserve">出處：</w:t>
       </w:r>
-      <w:hyperlink w:history="1" r:id="rIdys7hlxivcyrqqsddaf9m5">
+      <w:hyperlink w:history="1" r:id="rIdrbsqwehy-x8zvq4jbdmqn">
         <w:r>
           <w:rPr>
             <w:rStyle w:val="Hyperlink"/>
@@ -9250,7 +9250,7 @@
         </w:rPr>
         <w:t xml:space="preserve">出處：</w:t>
       </w:r>
-      <w:hyperlink w:history="1" r:id="rIdw78zfjik_cbkyyh9celzx">
+      <w:hyperlink w:history="1" r:id="rIdt9avjwlhkquwd3j2bjv_j">
         <w:r>
           <w:rPr>
             <w:rStyle w:val="Hyperlink"/>
@@ -9326,7 +9326,7 @@
         </w:rPr>
         <w:t xml:space="preserve">出處：</w:t>
       </w:r>
-      <w:hyperlink w:history="1" r:id="rIdw2evgysx59zt0dld_1nmh">
+      <w:hyperlink w:history="1" r:id="rIdnu3gn3ljglcmcreda30sj">
         <w:r>
           <w:rPr>
             <w:rStyle w:val="Hyperlink"/>
@@ -9402,7 +9402,7 @@
         </w:rPr>
         <w:t xml:space="preserve">出處：</w:t>
       </w:r>
-      <w:hyperlink w:history="1" r:id="rIdjywwme5swvcr9bmip5npw">
+      <w:hyperlink w:history="1" r:id="rIdhzbod1va8n4bjf6i4tzju">
         <w:r>
           <w:rPr>
             <w:rStyle w:val="Hyperlink"/>
@@ -9478,7 +9478,7 @@
         </w:rPr>
         <w:t xml:space="preserve">出處：</w:t>
       </w:r>
-      <w:hyperlink w:history="1" r:id="rId7qxodalsd8_gv1bmztczq">
+      <w:hyperlink w:history="1" r:id="rIdayljqmvuurhvgm3zariws">
         <w:r>
           <w:rPr>
             <w:rStyle w:val="Hyperlink"/>
@@ -9554,7 +9554,7 @@
         </w:rPr>
         <w:t xml:space="preserve">出處：</w:t>
       </w:r>
-      <w:hyperlink w:history="1" r:id="rId3cfrj-pic__dwzmyjtg-c">
+      <w:hyperlink w:history="1" r:id="rIdavzutozulg-3rtqxysug3">
         <w:r>
           <w:rPr>
             <w:rStyle w:val="Hyperlink"/>
@@ -9630,7 +9630,7 @@
         </w:rPr>
         <w:t xml:space="preserve">出處：</w:t>
       </w:r>
-      <w:hyperlink w:history="1" r:id="rId6aadkoarogqrvq4nnzkkr">
+      <w:hyperlink w:history="1" r:id="rIdgdq-upljhmiujp_qzzzq1">
         <w:r>
           <w:rPr>
             <w:rStyle w:val="Hyperlink"/>
@@ -9706,7 +9706,7 @@
         </w:rPr>
         <w:t xml:space="preserve">出處：</w:t>
       </w:r>
-      <w:hyperlink w:history="1" r:id="rIdzdqqlh-sw7qrapfzgjqvy">
+      <w:hyperlink w:history="1" r:id="rId_nuwx37odxbxb-dlnhb3y">
         <w:r>
           <w:rPr>
             <w:rStyle w:val="Hyperlink"/>
@@ -9782,7 +9782,7 @@
         </w:rPr>
         <w:t xml:space="preserve">出處：</w:t>
       </w:r>
-      <w:hyperlink w:history="1" r:id="rId71u6slk2_gydh2btgqw1x">
+      <w:hyperlink w:history="1" r:id="rId1acsrlfzkq3gbg2evq8vn">
         <w:r>
           <w:rPr>
             <w:rStyle w:val="Hyperlink"/>
@@ -9858,7 +9858,7 @@
         </w:rPr>
         <w:t xml:space="preserve">出處：</w:t>
       </w:r>
-      <w:hyperlink w:history="1" r:id="rIdprwn-ws6htsxilzl0iqxq">
+      <w:hyperlink w:history="1" r:id="rIdy6n_dicde-atzoooxzisi">
         <w:r>
           <w:rPr>
             <w:rStyle w:val="Hyperlink"/>
@@ -9934,7 +9934,7 @@
         </w:rPr>
         <w:t xml:space="preserve">出處：</w:t>
       </w:r>
-      <w:hyperlink w:history="1" r:id="rId0v-2onlx_gtqkummkvnnk">
+      <w:hyperlink w:history="1" r:id="rIdzltzxqlwxjtuwwkcihuk7">
         <w:r>
           <w:rPr>
             <w:rStyle w:val="Hyperlink"/>
@@ -10001,7 +10001,7 @@
         </w:rPr>
         <w:t xml:space="preserve">出處：</w:t>
       </w:r>
-      <w:hyperlink w:history="1" r:id="rIdudwzkgwiqzpdr0fn3rpi-">
+      <w:hyperlink w:history="1" r:id="rIdyydxtb0-sqhchr-ojs4gn">
         <w:r>
           <w:rPr>
             <w:rStyle w:val="Hyperlink"/>
@@ -10077,7 +10077,7 @@
         </w:rPr>
         <w:t xml:space="preserve">出處：</w:t>
       </w:r>
-      <w:hyperlink w:history="1" r:id="rIdhywdexmhleg0r1pfgwacc">
+      <w:hyperlink w:history="1" r:id="rIdipuv_htxyz30igqrk-igu">
         <w:r>
           <w:rPr>
             <w:rStyle w:val="Hyperlink"/>
@@ -10153,7 +10153,7 @@
         </w:rPr>
         <w:t xml:space="preserve">出處：</w:t>
       </w:r>
-      <w:hyperlink w:history="1" r:id="rIdmv-7mnkfjaha2fhdnvtq6">
+      <w:hyperlink w:history="1" r:id="rIdm8lbndpm0soe3cpb-1rwj">
         <w:r>
           <w:rPr>
             <w:rStyle w:val="Hyperlink"/>
@@ -10229,7 +10229,7 @@
         </w:rPr>
         <w:t xml:space="preserve">出處：</w:t>
       </w:r>
-      <w:hyperlink w:history="1" r:id="rIddn9vszol_-u2ppsfuez1s">
+      <w:hyperlink w:history="1" r:id="rIdzg1k7ixsqxwlpnyi9_mra">
         <w:r>
           <w:rPr>
             <w:rStyle w:val="Hyperlink"/>
@@ -10305,7 +10305,7 @@
         </w:rPr>
         <w:t xml:space="preserve">出處：</w:t>
       </w:r>
-      <w:hyperlink w:history="1" r:id="rIdv5c2kneav9xbvnawc5v_s">
+      <w:hyperlink w:history="1" r:id="rIda06_zwskynljfi1jtliks">
         <w:r>
           <w:rPr>
             <w:rStyle w:val="Hyperlink"/>
@@ -10381,7 +10381,7 @@
         </w:rPr>
         <w:t xml:space="preserve">出處：</w:t>
       </w:r>
-      <w:hyperlink w:history="1" r:id="rIdgtvt6krt2-lfyl1o1xw_1">
+      <w:hyperlink w:history="1" r:id="rIdjfzsiyyby2bsypdkvoq1w">
         <w:r>
           <w:rPr>
             <w:rStyle w:val="Hyperlink"/>
@@ -10457,7 +10457,7 @@
         </w:rPr>
         <w:t xml:space="preserve">出處：</w:t>
       </w:r>
-      <w:hyperlink w:history="1" r:id="rIdqbqcnryrbg6yrwlqw1dsj">
+      <w:hyperlink w:history="1" r:id="rIdty8yaruabrex21tqthsi_">
         <w:r>
           <w:rPr>
             <w:rStyle w:val="Hyperlink"/>
@@ -10549,7 +10549,7 @@
         </w:rPr>
         <w:t xml:space="preserve">出處：</w:t>
       </w:r>
-      <w:hyperlink w:history="1" r:id="rIdhcso9751ttsq0n8sqjujo">
+      <w:hyperlink w:history="1" r:id="rIdmhjo6r8ptqrx1obwhex2o">
         <w:r>
           <w:rPr>
             <w:rStyle w:val="Hyperlink"/>
@@ -10625,7 +10625,7 @@
         </w:rPr>
         <w:t xml:space="preserve">出處：</w:t>
       </w:r>
-      <w:hyperlink w:history="1" r:id="rIdnzo8gnwx_4zbdweprcyp7">
+      <w:hyperlink w:history="1" r:id="rId4liwa70h9vaopk9iig-qt">
         <w:r>
           <w:rPr>
             <w:rStyle w:val="Hyperlink"/>
@@ -10701,7 +10701,7 @@
         </w:rPr>
         <w:t xml:space="preserve">出處：</w:t>
       </w:r>
-      <w:hyperlink w:history="1" r:id="rIdqbpdhq8rhybhwk0iy1b-p">
+      <w:hyperlink w:history="1" r:id="rIdigksdirjrcdcclvme4-et">
         <w:r>
           <w:rPr>
             <w:rStyle w:val="Hyperlink"/>
@@ -10777,7 +10777,7 @@
         </w:rPr>
         <w:t xml:space="preserve">出處：</w:t>
       </w:r>
-      <w:hyperlink w:history="1" r:id="rIdaiva2k0viiwcidm3rvrg1">
+      <w:hyperlink w:history="1" r:id="rIdw5jt8612kx72cmc8xcj0c">
         <w:r>
           <w:rPr>
             <w:rStyle w:val="Hyperlink"/>
@@ -10853,7 +10853,7 @@
         </w:rPr>
         <w:t xml:space="preserve">出處：</w:t>
       </w:r>
-      <w:hyperlink w:history="1" r:id="rId2cow4q83eewavomoebqvb">
+      <w:hyperlink w:history="1" r:id="rId9t3l9tcahz32gc127y5jg">
         <w:r>
           <w:rPr>
             <w:rStyle w:val="Hyperlink"/>
@@ -10929,7 +10929,7 @@
         </w:rPr>
         <w:t xml:space="preserve">出處：</w:t>
       </w:r>
-      <w:hyperlink w:history="1" r:id="rIdmyvcpffvamabvchws8oje">
+      <w:hyperlink w:history="1" r:id="rId0xob8gsz02k3ze2quowma">
         <w:r>
           <w:rPr>
             <w:rStyle w:val="Hyperlink"/>
@@ -11005,7 +11005,7 @@
         </w:rPr>
         <w:t xml:space="preserve">出處：</w:t>
       </w:r>
-      <w:hyperlink w:history="1" r:id="rIdcbmevqzbhphky5avpj93h">
+      <w:hyperlink w:history="1" r:id="rIdfkcwtdhhsg60dxkkadewi">
         <w:r>
           <w:rPr>
             <w:rStyle w:val="Hyperlink"/>
@@ -11072,7 +11072,7 @@
         </w:rPr>
         <w:t xml:space="preserve">出處：</w:t>
       </w:r>
-      <w:hyperlink w:history="1" r:id="rIdo-almkdiqjszvdwxsva6g">
+      <w:hyperlink w:history="1" r:id="rIdwzsik5tfbaep5typiefvj">
         <w:r>
           <w:rPr>
             <w:rStyle w:val="Hyperlink"/>
@@ -11139,7 +11139,7 @@
         </w:rPr>
         <w:t xml:space="preserve">出處：</w:t>
       </w:r>
-      <w:hyperlink w:history="1" r:id="rIdr-dpwm6svsw5uccbfa2qo">
+      <w:hyperlink w:history="1" r:id="rId0-bn-ph8jgpdjiztirdo8">
         <w:r>
           <w:rPr>
             <w:rStyle w:val="Hyperlink"/>
@@ -11206,7 +11206,7 @@
         </w:rPr>
         <w:t xml:space="preserve">出處：</w:t>
       </w:r>
-      <w:hyperlink w:history="1" r:id="rIdv9u_f1cpkehdnpdckhlju">
+      <w:hyperlink w:history="1" r:id="rIdsih_9e7d4lomzntj2k_kx">
         <w:r>
           <w:rPr>
             <w:rStyle w:val="Hyperlink"/>
@@ -11273,7 +11273,7 @@
         </w:rPr>
         <w:t xml:space="preserve">出處：</w:t>
       </w:r>
-      <w:hyperlink w:history="1" r:id="rIdm-uyo_bl58lsbybn_f4vh">
+      <w:hyperlink w:history="1" r:id="rId7inhr5iert_e-hpq2mzpp">
         <w:r>
           <w:rPr>
             <w:rStyle w:val="Hyperlink"/>
@@ -11340,7 +11340,7 @@
         </w:rPr>
         <w:t xml:space="preserve">出處：</w:t>
       </w:r>
-      <w:hyperlink w:history="1" r:id="rIdao2r9r-x12nzkl85evntd">
+      <w:hyperlink w:history="1" r:id="rIdhp7crd58gzuj5g7nezt8i">
         <w:r>
           <w:rPr>
             <w:rStyle w:val="Hyperlink"/>
@@ -11407,7 +11407,7 @@
         </w:rPr>
         <w:t xml:space="preserve">出處：</w:t>
       </w:r>
-      <w:hyperlink w:history="1" r:id="rIdwafnnihmnbeh3oiddbkzx">
+      <w:hyperlink w:history="1" r:id="rIdq7dnn-fkuaqjyi_23yzz8">
         <w:r>
           <w:rPr>
             <w:rStyle w:val="Hyperlink"/>
@@ -11483,7 +11483,7 @@
         </w:rPr>
         <w:t xml:space="preserve">出處：</w:t>
       </w:r>
-      <w:hyperlink w:history="1" r:id="rIdj6zr3o8uea6dl1z83yqe4">
+      <w:hyperlink w:history="1" r:id="rIdcqjhmvmxos1h20ujnz8oa">
         <w:r>
           <w:rPr>
             <w:rStyle w:val="Hyperlink"/>
@@ -11575,7 +11575,7 @@
         </w:rPr>
         <w:t xml:space="preserve">出處：</w:t>
       </w:r>
-      <w:hyperlink w:history="1" r:id="rId3upvge5fi3vk7rkjgngse">
+      <w:hyperlink w:history="1" r:id="rIdtva8pijjqbb2penpryigg">
         <w:r>
           <w:rPr>
             <w:rStyle w:val="Hyperlink"/>
@@ -11651,7 +11651,7 @@
         </w:rPr>
         <w:t xml:space="preserve">出處：</w:t>
       </w:r>
-      <w:hyperlink w:history="1" r:id="rIddu9a9q3hicdlmt8sesrho">
+      <w:hyperlink w:history="1" r:id="rIdajx2tqz6wyppq1plv11ae">
         <w:r>
           <w:rPr>
             <w:rStyle w:val="Hyperlink"/>
@@ -11727,7 +11727,7 @@
         </w:rPr>
         <w:t xml:space="preserve">出處：</w:t>
       </w:r>
-      <w:hyperlink w:history="1" r:id="rIdkiyowmlpeuyluxh0_yukg">
+      <w:hyperlink w:history="1" r:id="rIdirzj7gl7gw7pkluuorqnr">
         <w:r>
           <w:rPr>
             <w:rStyle w:val="Hyperlink"/>
@@ -11803,7 +11803,7 @@
         </w:rPr>
         <w:t xml:space="preserve">出處：</w:t>
       </w:r>
-      <w:hyperlink w:history="1" r:id="rIddhrkk4fzc3gp2lwred4xc">
+      <w:hyperlink w:history="1" r:id="rIdaaz8l1orya9h5bpo8c-05">
         <w:r>
           <w:rPr>
             <w:rStyle w:val="Hyperlink"/>
@@ -11870,7 +11870,7 @@
         </w:rPr>
         <w:t xml:space="preserve">出處：</w:t>
       </w:r>
-      <w:hyperlink w:history="1" r:id="rIdr7u6mmysv9yedktflqswi">
+      <w:hyperlink w:history="1" r:id="rIdcompw12jc3vidwlckqarg">
         <w:r>
           <w:rPr>
             <w:rStyle w:val="Hyperlink"/>
@@ -11937,7 +11937,7 @@
         </w:rPr>
         <w:t xml:space="preserve">出處：</w:t>
       </w:r>
-      <w:hyperlink w:history="1" r:id="rIdc4ty07s8ldjjt_enp6lgg">
+      <w:hyperlink w:history="1" r:id="rIdyvksczsqzzulspafwpb8r">
         <w:r>
           <w:rPr>
             <w:rStyle w:val="Hyperlink"/>
@@ -12013,7 +12013,7 @@
         </w:rPr>
         <w:t xml:space="preserve">出處：</w:t>
       </w:r>
-      <w:hyperlink w:history="1" r:id="rIdfjqykmbbqu2jbxxbdu_qm">
+      <w:hyperlink w:history="1" r:id="rIdfowqap57nypiis7fon8g5">
         <w:r>
           <w:rPr>
             <w:rStyle w:val="Hyperlink"/>
@@ -12089,7 +12089,7 @@
         </w:rPr>
         <w:t xml:space="preserve">出處：</w:t>
       </w:r>
-      <w:hyperlink w:history="1" r:id="rIdsqu3emrssn7qforg-3mox">
+      <w:hyperlink w:history="1" r:id="rIdwyr8m7mnws9qhzyyuefq-">
         <w:r>
           <w:rPr>
             <w:rStyle w:val="Hyperlink"/>
@@ -12165,7 +12165,7 @@
         </w:rPr>
         <w:t xml:space="preserve">出處：</w:t>
       </w:r>
-      <w:hyperlink w:history="1" r:id="rId4y8e1nqjarf1s6c4pgmuf">
+      <w:hyperlink w:history="1" r:id="rIdk8ecs6gpve6ifbo8q4qnf">
         <w:r>
           <w:rPr>
             <w:rStyle w:val="Hyperlink"/>
@@ -12241,7 +12241,7 @@
         </w:rPr>
         <w:t xml:space="preserve">出處：</w:t>
       </w:r>
-      <w:hyperlink w:history="1" r:id="rIdqoxdyhzfwvwkjupy0efys">
+      <w:hyperlink w:history="1" r:id="rIdkskcnwl1kkqpunxlhk-xx">
         <w:r>
           <w:rPr>
             <w:rStyle w:val="Hyperlink"/>
@@ -12317,7 +12317,7 @@
         </w:rPr>
         <w:t xml:space="preserve">出處：</w:t>
       </w:r>
-      <w:hyperlink w:history="1" r:id="rIde3slj8fhd0lvpqcc2kmyy">
+      <w:hyperlink w:history="1" r:id="rIdny0ubcx8nt4lhavt_8ctg">
         <w:r>
           <w:rPr>
             <w:rStyle w:val="Hyperlink"/>
@@ -12393,7 +12393,7 @@
         </w:rPr>
         <w:t xml:space="preserve">出處：</w:t>
       </w:r>
-      <w:hyperlink w:history="1" r:id="rIdoogy6b2jvnxl7fqbqwxqo">
+      <w:hyperlink w:history="1" r:id="rIdkha1cuthb-onpzllwyv9-">
         <w:r>
           <w:rPr>
             <w:rStyle w:val="Hyperlink"/>
@@ -12469,7 +12469,7 @@
         </w:rPr>
         <w:t xml:space="preserve">出處：</w:t>
       </w:r>
-      <w:hyperlink w:history="1" r:id="rIdh7nyx0t-xu48fbetpnnwf">
+      <w:hyperlink w:history="1" r:id="rIdhewqjtvs7_g5qmjxo6ouf">
         <w:r>
           <w:rPr>
             <w:rStyle w:val="Hyperlink"/>
@@ -12545,7 +12545,7 @@
         </w:rPr>
         <w:t xml:space="preserve">出處：</w:t>
       </w:r>
-      <w:hyperlink w:history="1" r:id="rIdt6cg0b0slay0pjl0o5zzp">
+      <w:hyperlink w:history="1" r:id="rIdsaqzw1z18rce-jtysqmay">
         <w:r>
           <w:rPr>
             <w:rStyle w:val="Hyperlink"/>
@@ -12621,7 +12621,7 @@
         </w:rPr>
         <w:t xml:space="preserve">出處：</w:t>
       </w:r>
-      <w:hyperlink w:history="1" r:id="rIdko_itm3m2tczz3ajzgx2n">
+      <w:hyperlink w:history="1" r:id="rIdr0lw8ypyqp2bl3ac9eqnq">
         <w:r>
           <w:rPr>
             <w:rStyle w:val="Hyperlink"/>
@@ -12697,7 +12697,7 @@
         </w:rPr>
         <w:t xml:space="preserve">出處：</w:t>
       </w:r>
-      <w:hyperlink w:history="1" r:id="rId1br5iuok6zx1zequfynma">
+      <w:hyperlink w:history="1" r:id="rIdxrpukquohvhbjqoi6kaqf">
         <w:r>
           <w:rPr>
             <w:rStyle w:val="Hyperlink"/>
@@ -12773,7 +12773,7 @@
         </w:rPr>
         <w:t xml:space="preserve">出處：</w:t>
       </w:r>
-      <w:hyperlink w:history="1" r:id="rIdftlquk7zgvltffszsodyd">
+      <w:hyperlink w:history="1" r:id="rIddyznrfkbugb6sbkuv3b0f">
         <w:r>
           <w:rPr>
             <w:rStyle w:val="Hyperlink"/>
@@ -12849,7 +12849,7 @@
         </w:rPr>
         <w:t xml:space="preserve">出處：</w:t>
       </w:r>
-      <w:hyperlink w:history="1" r:id="rIdc7bikrjsqzag2vvoprdr0">
+      <w:hyperlink w:history="1" r:id="rId6fy4y3ooarh5zx5kvkkv6">
         <w:r>
           <w:rPr>
             <w:rStyle w:val="Hyperlink"/>
@@ -12941,7 +12941,7 @@
         </w:rPr>
         <w:t xml:space="preserve">出處：</w:t>
       </w:r>
-      <w:hyperlink w:history="1" r:id="rId8hv57o3fk-e15vg6dxqmo">
+      <w:hyperlink w:history="1" r:id="rIdhvrzjjbmm64y5q7cnu1ks">
         <w:r>
           <w:rPr>
             <w:rStyle w:val="Hyperlink"/>
@@ -13017,7 +13017,7 @@
         </w:rPr>
         <w:t xml:space="preserve">出處：</w:t>
       </w:r>
-      <w:hyperlink w:history="1" r:id="rId9gon_4aagcjq98526-7cb">
+      <w:hyperlink w:history="1" r:id="rIdtlh3reusm4qxgxqogzciw">
         <w:r>
           <w:rPr>
             <w:rStyle w:val="Hyperlink"/>
@@ -13093,7 +13093,7 @@
         </w:rPr>
         <w:t xml:space="preserve">出處：</w:t>
       </w:r>
-      <w:hyperlink w:history="1" r:id="rIdoxldha44y84iwj2tga1vl">
+      <w:hyperlink w:history="1" r:id="rIdh6hcgnkfvseojos-jmytt">
         <w:r>
           <w:rPr>
             <w:rStyle w:val="Hyperlink"/>
@@ -13169,7 +13169,7 @@
         </w:rPr>
         <w:t xml:space="preserve">出處：</w:t>
       </w:r>
-      <w:hyperlink w:history="1" r:id="rIdqz1hcameol59_pw4ryfzb">
+      <w:hyperlink w:history="1" r:id="rIdy5j4qqd5po3rs3tttj8cg">
         <w:r>
           <w:rPr>
             <w:rStyle w:val="Hyperlink"/>
@@ -13245,7 +13245,7 @@
         </w:rPr>
         <w:t xml:space="preserve">出處：</w:t>
       </w:r>
-      <w:hyperlink w:history="1" r:id="rId0g9zqibo_s_iircpb-_p4">
+      <w:hyperlink w:history="1" r:id="rId1kwoqch6ix0hexmi6jgkw">
         <w:r>
           <w:rPr>
             <w:rStyle w:val="Hyperlink"/>
@@ -13321,7 +13321,7 @@
         </w:rPr>
         <w:t xml:space="preserve">出處：</w:t>
       </w:r>
-      <w:hyperlink w:history="1" r:id="rIdh7bhh0jc_bkldtxhflrfl">
+      <w:hyperlink w:history="1" r:id="rId0juq7mieo0b2t7y5rqe_b">
         <w:r>
           <w:rPr>
             <w:rStyle w:val="Hyperlink"/>
@@ -13397,7 +13397,7 @@
         </w:rPr>
         <w:t xml:space="preserve">出處：</w:t>
       </w:r>
-      <w:hyperlink w:history="1" r:id="rId90u8d0susiopnzurxvugm">
+      <w:hyperlink w:history="1" r:id="rIdommoiwxijylx1ju8as5b5">
         <w:r>
           <w:rPr>
             <w:rStyle w:val="Hyperlink"/>
@@ -13473,7 +13473,7 @@
         </w:rPr>
         <w:t xml:space="preserve">出處：</w:t>
       </w:r>
-      <w:hyperlink w:history="1" r:id="rIdfe1p8hsg0yswiippvtvud">
+      <w:hyperlink w:history="1" r:id="rIdotq3glq4yemyetvsq8tjp">
         <w:r>
           <w:rPr>
             <w:rStyle w:val="Hyperlink"/>
@@ -13549,7 +13549,7 @@
         </w:rPr>
         <w:t xml:space="preserve">出處：</w:t>
       </w:r>
-      <w:hyperlink w:history="1" r:id="rIdp8v5ciqjkoxdgqddkf5zp">
+      <w:hyperlink w:history="1" r:id="rIdsuausikm3bz-h5a5nclim">
         <w:r>
           <w:rPr>
             <w:rStyle w:val="Hyperlink"/>
@@ -13625,7 +13625,7 @@
         </w:rPr>
         <w:t xml:space="preserve">出處：</w:t>
       </w:r>
-      <w:hyperlink w:history="1" r:id="rId2o5ocivi8fa5nplw_xjah">
+      <w:hyperlink w:history="1" r:id="rIdq9hjx5h_oykoeau_nim7s">
         <w:r>
           <w:rPr>
             <w:rStyle w:val="Hyperlink"/>
@@ -13701,7 +13701,7 @@
         </w:rPr>
         <w:t xml:space="preserve">出處：</w:t>
       </w:r>
-      <w:hyperlink w:history="1" r:id="rIdq6rsv89nal1pciyismvgy">
+      <w:hyperlink w:history="1" r:id="rIdcepv27mialgeid5gjgbnl">
         <w:r>
           <w:rPr>
             <w:rStyle w:val="Hyperlink"/>
@@ -13777,7 +13777,7 @@
         </w:rPr>
         <w:t xml:space="preserve">出處：</w:t>
       </w:r>
-      <w:hyperlink w:history="1" r:id="rIdncehiwnu189g1m7xean0r">
+      <w:hyperlink w:history="1" r:id="rIdmzkp-md7-updbuzitf1yt">
         <w:r>
           <w:rPr>
             <w:rStyle w:val="Hyperlink"/>
@@ -13853,7 +13853,7 @@
         </w:rPr>
         <w:t xml:space="preserve">出處：</w:t>
       </w:r>
-      <w:hyperlink w:history="1" r:id="rIdu83auni0gy9_pd2puss7_">
+      <w:hyperlink w:history="1" r:id="rIdcuxa8lv3fnccevao-p2zp">
         <w:r>
           <w:rPr>
             <w:rStyle w:val="Hyperlink"/>
@@ -13929,7 +13929,7 @@
         </w:rPr>
         <w:t xml:space="preserve">出處：</w:t>
       </w:r>
-      <w:hyperlink w:history="1" r:id="rId_qtuzr6ks3ub8xxb6y5qx">
+      <w:hyperlink w:history="1" r:id="rId9s2g_tc_r6k_zwki_xvsg">
         <w:r>
           <w:rPr>
             <w:rStyle w:val="Hyperlink"/>
@@ -14005,7 +14005,7 @@
         </w:rPr>
         <w:t xml:space="preserve">出處：</w:t>
       </w:r>
-      <w:hyperlink w:history="1" r:id="rIdvri17pzvmu-3vefgysdtv">
+      <w:hyperlink w:history="1" r:id="rIdvosjgh7gltdkyc8lo23l5">
         <w:r>
           <w:rPr>
             <w:rStyle w:val="Hyperlink"/>
@@ -14081,7 +14081,7 @@
         </w:rPr>
         <w:t xml:space="preserve">出處：</w:t>
       </w:r>
-      <w:hyperlink w:history="1" r:id="rIdyed5lhxsxcldyxr8to7fa">
+      <w:hyperlink w:history="1" r:id="rIduk17ntrk_ofh4yafnrpu_">
         <w:r>
           <w:rPr>
             <w:rStyle w:val="Hyperlink"/>
@@ -14157,7 +14157,7 @@
         </w:rPr>
         <w:t xml:space="preserve">出處：</w:t>
       </w:r>
-      <w:hyperlink w:history="1" r:id="rIdmtzui-fuawj-vf5xz19ch">
+      <w:hyperlink w:history="1" r:id="rIdxndypbwo5g1j1u-agtvc9">
         <w:r>
           <w:rPr>
             <w:rStyle w:val="Hyperlink"/>
@@ -14233,7 +14233,7 @@
         </w:rPr>
         <w:t xml:space="preserve">出處：</w:t>
       </w:r>
-      <w:hyperlink w:history="1" r:id="rIdyzmeg_dzri3wzcmgklss8">
+      <w:hyperlink w:history="1" r:id="rIdxsljf_rensrpd7zcjcips">
         <w:r>
           <w:rPr>
             <w:rStyle w:val="Hyperlink"/>
@@ -14309,7 +14309,7 @@
         </w:rPr>
         <w:t xml:space="preserve">出處：</w:t>
       </w:r>
-      <w:hyperlink w:history="1" r:id="rIdqsispz73mcpvjnxtgit5n">
+      <w:hyperlink w:history="1" r:id="rIdzxsngq4jechaoasbnmb16">
         <w:r>
           <w:rPr>
             <w:rStyle w:val="Hyperlink"/>
@@ -14401,7 +14401,7 @@
         </w:rPr>
         <w:t xml:space="preserve">出處：</w:t>
       </w:r>
-      <w:hyperlink w:history="1" r:id="rIdiyo4stfrlyfqoauqyh3ag">
+      <w:hyperlink w:history="1" r:id="rIdcx6t2cghmfeym4d3nqpik">
         <w:r>
           <w:rPr>
             <w:rStyle w:val="Hyperlink"/>
@@ -14477,7 +14477,7 @@
         </w:rPr>
         <w:t xml:space="preserve">出處：</w:t>
       </w:r>
-      <w:hyperlink w:history="1" r:id="rIdoiuhtih4u0uluppk0f_do">
+      <w:hyperlink w:history="1" r:id="rId18bej1bp44ekleohu4hsc">
         <w:r>
           <w:rPr>
             <w:rStyle w:val="Hyperlink"/>
@@ -14553,7 +14553,7 @@
         </w:rPr>
         <w:t xml:space="preserve">出處：</w:t>
       </w:r>
-      <w:hyperlink w:history="1" r:id="rIdawcmenzvor6hiicjnkgal">
+      <w:hyperlink w:history="1" r:id="rIdz-bxok99mklf1yqxj859k">
         <w:r>
           <w:rPr>
             <w:rStyle w:val="Hyperlink"/>
@@ -14629,7 +14629,7 @@
         </w:rPr>
         <w:t xml:space="preserve">出處：</w:t>
       </w:r>
-      <w:hyperlink w:history="1" r:id="rIdre1ffxyjouh-7jz6z1mei">
+      <w:hyperlink w:history="1" r:id="rIdwr8hwkph7exfno0rbvplh">
         <w:r>
           <w:rPr>
             <w:rStyle w:val="Hyperlink"/>
@@ -14705,7 +14705,7 @@
         </w:rPr>
         <w:t xml:space="preserve">出處：</w:t>
       </w:r>
-      <w:hyperlink w:history="1" r:id="rIdsomgyvpgoj_7pthjdddtf">
+      <w:hyperlink w:history="1" r:id="rIdumwybvm_7_38h9s67fg19">
         <w:r>
           <w:rPr>
             <w:rStyle w:val="Hyperlink"/>
@@ -14781,7 +14781,7 @@
         </w:rPr>
         <w:t xml:space="preserve">出處：</w:t>
       </w:r>
-      <w:hyperlink w:history="1" r:id="rIdnakbiqm7ah-jsup9rc-vo">
+      <w:hyperlink w:history="1" r:id="rIduqdb93wymvlcr9kvghf6k">
         <w:r>
           <w:rPr>
             <w:rStyle w:val="Hyperlink"/>
@@ -14857,7 +14857,7 @@
         </w:rPr>
         <w:t xml:space="preserve">出處：</w:t>
       </w:r>
-      <w:hyperlink w:history="1" r:id="rId_-pmqmqdfowfoaq4r2rs0">
+      <w:hyperlink w:history="1" r:id="rIdax_mf_lcbioe9emhyacup">
         <w:r>
           <w:rPr>
             <w:rStyle w:val="Hyperlink"/>
@@ -14933,7 +14933,7 @@
         </w:rPr>
         <w:t xml:space="preserve">出處：</w:t>
       </w:r>
-      <w:hyperlink w:history="1" r:id="rIdpf05n1qcdvb_kjfynewgh">
+      <w:hyperlink w:history="1" r:id="rIdwek91rlabnjjwpwa9xlxl">
         <w:r>
           <w:rPr>
             <w:rStyle w:val="Hyperlink"/>
@@ -15025,7 +15025,7 @@
         </w:rPr>
         <w:t xml:space="preserve">出處：</w:t>
       </w:r>
-      <w:hyperlink w:history="1" r:id="rIdmxvj3ja0rbl5gcedeaveh">
+      <w:hyperlink w:history="1" r:id="rIdjamhngzt2v8vnpbmuk38u">
         <w:r>
           <w:rPr>
             <w:rStyle w:val="Hyperlink"/>
@@ -15101,7 +15101,7 @@
         </w:rPr>
         <w:t xml:space="preserve">出處：</w:t>
       </w:r>
-      <w:hyperlink w:history="1" r:id="rIdvecwc5k5ozcr4fwgnlqvv">
+      <w:hyperlink w:history="1" r:id="rId7-zbbeneacczxbsv5o9xl">
         <w:r>
           <w:rPr>
             <w:rStyle w:val="Hyperlink"/>
@@ -15177,7 +15177,7 @@
         </w:rPr>
         <w:t xml:space="preserve">出處：</w:t>
       </w:r>
-      <w:hyperlink w:history="1" r:id="rIdimzpnarmjwl1gr3tauq8f">
+      <w:hyperlink w:history="1" r:id="rIdmjhg3wtyawzc_bjjrkljo">
         <w:r>
           <w:rPr>
             <w:rStyle w:val="Hyperlink"/>
@@ -15253,7 +15253,7 @@
         </w:rPr>
         <w:t xml:space="preserve">出處：</w:t>
       </w:r>
-      <w:hyperlink w:history="1" r:id="rIdj_cpufqz1lcqlkcwi582h">
+      <w:hyperlink w:history="1" r:id="rIdhh3_bsaktc5ie_apimare">
         <w:r>
           <w:rPr>
             <w:rStyle w:val="Hyperlink"/>
@@ -15345,7 +15345,7 @@
         </w:rPr>
         <w:t xml:space="preserve">出處：</w:t>
       </w:r>
-      <w:hyperlink w:history="1" r:id="rIdfp0ptrpfbizr45ej4hnvk">
+      <w:hyperlink w:history="1" r:id="rId0nshqr_8bunton3jm4cjt">
         <w:r>
           <w:rPr>
             <w:rStyle w:val="Hyperlink"/>
@@ -15421,7 +15421,7 @@
         </w:rPr>
         <w:t xml:space="preserve">出處：</w:t>
       </w:r>
-      <w:hyperlink w:history="1" r:id="rIdl8gdodppkrvovtjcd1ize">
+      <w:hyperlink w:history="1" r:id="rIdkbmvsnljmjuy4zj4lbk-5">
         <w:r>
           <w:rPr>
             <w:rStyle w:val="Hyperlink"/>
@@ -15497,7 +15497,7 @@
         </w:rPr>
         <w:t xml:space="preserve">出處：</w:t>
       </w:r>
-      <w:hyperlink w:history="1" r:id="rIdrybcyxqx-zzee30yaks5w">
+      <w:hyperlink w:history="1" r:id="rIds3el1mudhl-sysmpofod1">
         <w:r>
           <w:rPr>
             <w:rStyle w:val="Hyperlink"/>
@@ -15573,7 +15573,7 @@
         </w:rPr>
         <w:t xml:space="preserve">出處：</w:t>
       </w:r>
-      <w:hyperlink w:history="1" r:id="rIdcybczxtymnpgsn6vxj73y">
+      <w:hyperlink w:history="1" r:id="rId4nk8nsu_39xxuhu-g_rgx">
         <w:r>
           <w:rPr>
             <w:rStyle w:val="Hyperlink"/>
@@ -15649,7 +15649,7 @@
         </w:rPr>
         <w:t xml:space="preserve">出處：</w:t>
       </w:r>
-      <w:hyperlink w:history="1" r:id="rIddcbjcoygbvm13lxqb0oe_">
+      <w:hyperlink w:history="1" r:id="rIdki8aw0thv-5gjj66nf0uq">
         <w:r>
           <w:rPr>
             <w:rStyle w:val="Hyperlink"/>
@@ -15725,7 +15725,7 @@
         </w:rPr>
         <w:t xml:space="preserve">出處：</w:t>
       </w:r>
-      <w:hyperlink w:history="1" r:id="rIdb3fk-twwswpj3p3gg7ltq">
+      <w:hyperlink w:history="1" r:id="rIdahudmv-iixtbejyvwdd6r">
         <w:r>
           <w:rPr>
             <w:rStyle w:val="Hyperlink"/>
@@ -15801,7 +15801,7 @@
         </w:rPr>
         <w:t xml:space="preserve">出處：</w:t>
       </w:r>
-      <w:hyperlink w:history="1" r:id="rIdx5fztltou0uty6rxawjcg">
+      <w:hyperlink w:history="1" r:id="rIdrjq5zlucap4wffb77cm_i">
         <w:r>
           <w:rPr>
             <w:rStyle w:val="Hyperlink"/>
@@ -15877,7 +15877,7 @@
         </w:rPr>
         <w:t xml:space="preserve">出處：</w:t>
       </w:r>
-      <w:hyperlink w:history="1" r:id="rIdj4bzaxcznymm21fpogouq">
+      <w:hyperlink w:history="1" r:id="rId-joq18-yvlrtfmqvocpxp">
         <w:r>
           <w:rPr>
             <w:rStyle w:val="Hyperlink"/>
@@ -15953,7 +15953,7 @@
         </w:rPr>
         <w:t xml:space="preserve">出處：</w:t>
       </w:r>
-      <w:hyperlink w:history="1" r:id="rId38zyz9mdtezzam0h8jzl-">
+      <w:hyperlink w:history="1" r:id="rIdcyqyrkpqfv-pvkdipjkik">
         <w:r>
           <w:rPr>
             <w:rStyle w:val="Hyperlink"/>
@@ -16029,7 +16029,7 @@
         </w:rPr>
         <w:t xml:space="preserve">出處：</w:t>
       </w:r>
-      <w:hyperlink w:history="1" r:id="rIdxnxstb6-bykwzx4punpa8">
+      <w:hyperlink w:history="1" r:id="rIdprbml41k0buvnwvpa3hzu">
         <w:r>
           <w:rPr>
             <w:rStyle w:val="Hyperlink"/>
@@ -16105,7 +16105,7 @@
         </w:rPr>
         <w:t xml:space="preserve">出處：</w:t>
       </w:r>
-      <w:hyperlink w:history="1" r:id="rId60bz2mhxqjnf5ygc6-ef8">
+      <w:hyperlink w:history="1" r:id="rIdjxqi-25srjxowdhvtaaav">
         <w:r>
           <w:rPr>
             <w:rStyle w:val="Hyperlink"/>
@@ -16181,7 +16181,7 @@
         </w:rPr>
         <w:t xml:space="preserve">出處：</w:t>
       </w:r>
-      <w:hyperlink w:history="1" r:id="rId3x0-a1os9zwcmyk3c1zdt">
+      <w:hyperlink w:history="1" r:id="rIdns5sndfr_c1vuwqbczgs9">
         <w:r>
           <w:rPr>
             <w:rStyle w:val="Hyperlink"/>
@@ -16257,7 +16257,7 @@
         </w:rPr>
         <w:t xml:space="preserve">出處：</w:t>
       </w:r>
-      <w:hyperlink w:history="1" r:id="rId9awefjwueez1zyfaedoep">
+      <w:hyperlink w:history="1" r:id="rIdp2glwfk7g9wyae4c9cfd5">
         <w:r>
           <w:rPr>
             <w:rStyle w:val="Hyperlink"/>
@@ -16333,7 +16333,7 @@
         </w:rPr>
         <w:t xml:space="preserve">出處：</w:t>
       </w:r>
-      <w:hyperlink w:history="1" r:id="rIdeuefzl8s6-zxt1vpt2ntr">
+      <w:hyperlink w:history="1" r:id="rIdrvdf5oruqkcihos-zxjbs">
         <w:r>
           <w:rPr>
             <w:rStyle w:val="Hyperlink"/>
@@ -16409,7 +16409,7 @@
         </w:rPr>
         <w:t xml:space="preserve">出處：</w:t>
       </w:r>
-      <w:hyperlink w:history="1" r:id="rIdtermv3fhmqux-gjk3njlz">
+      <w:hyperlink w:history="1" r:id="rId1uek1ibpkmo2boqhdgv24">
         <w:r>
           <w:rPr>
             <w:rStyle w:val="Hyperlink"/>
@@ -16485,7 +16485,7 @@
         </w:rPr>
         <w:t xml:space="preserve">出處：</w:t>
       </w:r>
-      <w:hyperlink w:history="1" r:id="rIdty4dzox_tcdf5y3rrw5pq">
+      <w:hyperlink w:history="1" r:id="rIdt49itmgodua60lp3fok_2">
         <w:r>
           <w:rPr>
             <w:rStyle w:val="Hyperlink"/>
@@ -16561,7 +16561,7 @@
         </w:rPr>
         <w:t xml:space="preserve">出處：</w:t>
       </w:r>
-      <w:hyperlink w:history="1" r:id="rIdvyji8trxbdezukm3zuc4m">
+      <w:hyperlink w:history="1" r:id="rIds2m9evewndrkxatjkphvf">
         <w:r>
           <w:rPr>
             <w:rStyle w:val="Hyperlink"/>
@@ -16637,7 +16637,7 @@
         </w:rPr>
         <w:t xml:space="preserve">出處：</w:t>
       </w:r>
-      <w:hyperlink w:history="1" r:id="rIdncjtnfwcjcfcgtakiycw-">
+      <w:hyperlink w:history="1" r:id="rId3c3kc23xszkblhjati0qp">
         <w:r>
           <w:rPr>
             <w:rStyle w:val="Hyperlink"/>
@@ -16713,7 +16713,7 @@
         </w:rPr>
         <w:t xml:space="preserve">出處：</w:t>
       </w:r>
-      <w:hyperlink w:history="1" r:id="rId9h4m74wqjuo08kndemyjp">
+      <w:hyperlink w:history="1" r:id="rIdtbyaqs3h5b3d9evvlnhh3">
         <w:r>
           <w:rPr>
             <w:rStyle w:val="Hyperlink"/>
@@ -16789,7 +16789,7 @@
         </w:rPr>
         <w:t xml:space="preserve">出處：</w:t>
       </w:r>
-      <w:hyperlink w:history="1" r:id="rIdn38txuasppjevc9xl3auf">
+      <w:hyperlink w:history="1" r:id="rIdftzyh3gabjmnqo8ttjnv1">
         <w:r>
           <w:rPr>
             <w:rStyle w:val="Hyperlink"/>
@@ -16865,7 +16865,7 @@
         </w:rPr>
         <w:t xml:space="preserve">出處：</w:t>
       </w:r>
-      <w:hyperlink w:history="1" r:id="rIdzzrlgmsup2d8c6amgbo-o">
+      <w:hyperlink w:history="1" r:id="rIdiz4ufsyglg7kvdm3u4fsl">
         <w:r>
           <w:rPr>
             <w:rStyle w:val="Hyperlink"/>
@@ -16941,7 +16941,7 @@
         </w:rPr>
         <w:t xml:space="preserve">出處：</w:t>
       </w:r>
-      <w:hyperlink w:history="1" r:id="rId4uau52yxyip4lta0n6g6l">
+      <w:hyperlink w:history="1" r:id="rIdlelgwwc3_tzxdzbgsfgji">
         <w:r>
           <w:rPr>
             <w:rStyle w:val="Hyperlink"/>
@@ -17017,7 +17017,7 @@
         </w:rPr>
         <w:t xml:space="preserve">出處：</w:t>
       </w:r>
-      <w:hyperlink w:history="1" r:id="rId3he5ammo9atyuf3oco9zn">
+      <w:hyperlink w:history="1" r:id="rIdx4iuw6ufoqtqqh0rwvy4a">
         <w:r>
           <w:rPr>
             <w:rStyle w:val="Hyperlink"/>
@@ -17109,7 +17109,7 @@
         </w:rPr>
         <w:t xml:space="preserve">出處：</w:t>
       </w:r>
-      <w:hyperlink w:history="1" r:id="rIdugz4gyiib9vs_vua7t6d8">
+      <w:hyperlink w:history="1" r:id="rIdc8xg9vpnk4rdabykqg4zw">
         <w:r>
           <w:rPr>
             <w:rStyle w:val="Hyperlink"/>
@@ -17185,7 +17185,7 @@
         </w:rPr>
         <w:t xml:space="preserve">出處：</w:t>
       </w:r>
-      <w:hyperlink w:history="1" r:id="rId-xmmv43r8uo6-ebf_j-du">
+      <w:hyperlink w:history="1" r:id="rIdwytwri9ck3ghs6xg4b6me">
         <w:r>
           <w:rPr>
             <w:rStyle w:val="Hyperlink"/>
@@ -17252,7 +17252,7 @@
         </w:rPr>
         <w:t xml:space="preserve">出處：</w:t>
       </w:r>
-      <w:hyperlink w:history="1" r:id="rIdzc0luxx9x6zb-umekbziv">
+      <w:hyperlink w:history="1" r:id="rId2guaki3xli0-7arwsah2c">
         <w:r>
           <w:rPr>
             <w:rStyle w:val="Hyperlink"/>
@@ -17319,7 +17319,7 @@
         </w:rPr>
         <w:t xml:space="preserve">出處：</w:t>
       </w:r>
-      <w:hyperlink w:history="1" r:id="rIdh2j8dsn2qchwri1kjlr6h">
+      <w:hyperlink w:history="1" r:id="rIdhexylwo_hxlazx39b7blw">
         <w:r>
           <w:rPr>
             <w:rStyle w:val="Hyperlink"/>

--- a/dev/checklists/gifted/校本資優教育政策文件要求清單_DRAFT.docx
+++ b/dev/checklists/gifted/校本資優教育政策文件要求清單_DRAFT.docx
@@ -241,7 +241,7 @@
             </w:tcMar>
           </w:tcPr>
           <w:p>
-            <w:hyperlink w:history="1" r:id="rIdftpztepeujzlrs9vjtc5o">
+            <w:hyperlink w:history="1" r:id="rIdksxtmsed4ntj1d0zvgkgh">
               <w:r>
                 <w:rPr>
                   <w:rStyle w:val="Hyperlink"/>
@@ -327,7 +327,7 @@
             </w:tcMar>
           </w:tcPr>
           <w:p>
-            <w:hyperlink w:history="1" r:id="rIdzv-wtejihrlajtuo18q1w">
+            <w:hyperlink w:history="1" r:id="rIdprlyywx_vjleg2qwrmt7i">
               <w:r>
                 <w:rPr>
                   <w:rStyle w:val="Hyperlink"/>
@@ -413,7 +413,7 @@
             </w:tcMar>
           </w:tcPr>
           <w:p>
-            <w:hyperlink w:history="1" r:id="rIdd0a4ab-7ifs9onadqo6kj">
+            <w:hyperlink w:history="1" r:id="rIdl0vruogmhxidw5ofwv6xg">
               <w:r>
                 <w:rPr>
                   <w:rStyle w:val="Hyperlink"/>
@@ -499,7 +499,7 @@
             </w:tcMar>
           </w:tcPr>
           <w:p>
-            <w:hyperlink w:history="1" r:id="rIdiasqr4llf_nbp5btp6fit">
+            <w:hyperlink w:history="1" r:id="rId4iytjuqzefk5c8uzf0b05">
               <w:r>
                 <w:rPr>
                   <w:rStyle w:val="Hyperlink"/>
@@ -585,7 +585,7 @@
             </w:tcMar>
           </w:tcPr>
           <w:p>
-            <w:hyperlink w:history="1" r:id="rIdmzexpjovpyjx4btl8slvn">
+            <w:hyperlink w:history="1" r:id="rIdtsenxsshantsne5qitdjw">
               <w:r>
                 <w:rPr>
                   <w:rStyle w:val="Hyperlink"/>
@@ -671,7 +671,7 @@
             </w:tcMar>
           </w:tcPr>
           <w:p>
-            <w:hyperlink w:history="1" r:id="rIdnlm8qjoasnpikktkgi949">
+            <w:hyperlink w:history="1" r:id="rId1cv7vqvdvuo60dkhqk2ue">
               <w:r>
                 <w:rPr>
                   <w:rStyle w:val="Hyperlink"/>
@@ -1804,7 +1804,7 @@
         </w:rPr>
         <w:t xml:space="preserve">出處：</w:t>
       </w:r>
-      <w:hyperlink w:history="1" r:id="rId7bl_imkpukwosdvgpoqm-">
+      <w:hyperlink w:history="1" r:id="rIds9mb7rv1o28jghg5ddadn">
         <w:r>
           <w:rPr>
             <w:rStyle w:val="Hyperlink"/>
@@ -1880,7 +1880,7 @@
         </w:rPr>
         <w:t xml:space="preserve">出處：</w:t>
       </w:r>
-      <w:hyperlink w:history="1" r:id="rId18u4k8sgjfp-_hcdgnc35">
+      <w:hyperlink w:history="1" r:id="rIdwo040xj5yrlasv-o10tou">
         <w:r>
           <w:rPr>
             <w:rStyle w:val="Hyperlink"/>
@@ -1956,7 +1956,7 @@
         </w:rPr>
         <w:t xml:space="preserve">出處：</w:t>
       </w:r>
-      <w:hyperlink w:history="1" r:id="rIdlaupj6w4ggloxmrjyxzod">
+      <w:hyperlink w:history="1" r:id="rId8ogx1cigtxw454e_z-j3y">
         <w:r>
           <w:rPr>
             <w:rStyle w:val="Hyperlink"/>
@@ -2032,7 +2032,7 @@
         </w:rPr>
         <w:t xml:space="preserve">出處：</w:t>
       </w:r>
-      <w:hyperlink w:history="1" r:id="rIdz46ienwi4vavqm-q-wso7">
+      <w:hyperlink w:history="1" r:id="rId3s82wervdbggk-oqdh6jj">
         <w:r>
           <w:rPr>
             <w:rStyle w:val="Hyperlink"/>
@@ -2108,7 +2108,7 @@
         </w:rPr>
         <w:t xml:space="preserve">出處：</w:t>
       </w:r>
-      <w:hyperlink w:history="1" r:id="rIdw08rsu_yagsyf97mdbyr_">
+      <w:hyperlink w:history="1" r:id="rIdoghxug3fnknnzs-qxhnyq">
         <w:r>
           <w:rPr>
             <w:rStyle w:val="Hyperlink"/>
@@ -2184,7 +2184,7 @@
         </w:rPr>
         <w:t xml:space="preserve">出處：</w:t>
       </w:r>
-      <w:hyperlink w:history="1" r:id="rIdw6nyi_npi6h82lmsgjqha">
+      <w:hyperlink w:history="1" r:id="rId8dajsyf38dncrkvd-nxsh">
         <w:r>
           <w:rPr>
             <w:rStyle w:val="Hyperlink"/>
@@ -2260,7 +2260,7 @@
         </w:rPr>
         <w:t xml:space="preserve">出處：</w:t>
       </w:r>
-      <w:hyperlink w:history="1" r:id="rIdy4ggndwaxpm2zcsu_pt-p">
+      <w:hyperlink w:history="1" r:id="rIdcpl6ltv7bdfmnr32isrif">
         <w:r>
           <w:rPr>
             <w:rStyle w:val="Hyperlink"/>
@@ -2336,7 +2336,7 @@
         </w:rPr>
         <w:t xml:space="preserve">出處：</w:t>
       </w:r>
-      <w:hyperlink w:history="1" r:id="rIdi5_dbixdfraj6zlxuvrqv">
+      <w:hyperlink w:history="1" r:id="rIdubmzpmhpilc3p1quj4jvo">
         <w:r>
           <w:rPr>
             <w:rStyle w:val="Hyperlink"/>
@@ -2412,7 +2412,7 @@
         </w:rPr>
         <w:t xml:space="preserve">出處：</w:t>
       </w:r>
-      <w:hyperlink w:history="1" r:id="rId3iaqbtgsxmi9qcsywngic">
+      <w:hyperlink w:history="1" r:id="rIdnje2a4lfb0dmnidzkmwc1">
         <w:r>
           <w:rPr>
             <w:rStyle w:val="Hyperlink"/>
@@ -2488,7 +2488,7 @@
         </w:rPr>
         <w:t xml:space="preserve">出處：</w:t>
       </w:r>
-      <w:hyperlink w:history="1" r:id="rIdi3vebcywpoiqsxncqbqmo">
+      <w:hyperlink w:history="1" r:id="rId7sjtulsla5l5bxu2jahze">
         <w:r>
           <w:rPr>
             <w:rStyle w:val="Hyperlink"/>
@@ -2555,7 +2555,7 @@
         </w:rPr>
         <w:t xml:space="preserve">出處：</w:t>
       </w:r>
-      <w:hyperlink w:history="1" r:id="rId8v1qpczbcofxzcbd74exg">
+      <w:hyperlink w:history="1" r:id="rIdq0hhquwdjdej14v4rrwn1">
         <w:r>
           <w:rPr>
             <w:rStyle w:val="Hyperlink"/>
@@ -2622,7 +2622,7 @@
         </w:rPr>
         <w:t xml:space="preserve">出處：</w:t>
       </w:r>
-      <w:hyperlink w:history="1" r:id="rIdzfvzxficb0mlez-vtgcju">
+      <w:hyperlink w:history="1" r:id="rIdsd97cwx1yneekz9u63csi">
         <w:r>
           <w:rPr>
             <w:rStyle w:val="Hyperlink"/>
@@ -2698,7 +2698,7 @@
         </w:rPr>
         <w:t xml:space="preserve">出處：</w:t>
       </w:r>
-      <w:hyperlink w:history="1" r:id="rIdlrxs-durdyylxxxlzyavg">
+      <w:hyperlink w:history="1" r:id="rIdduy1itpoysspb-r0w9ebk">
         <w:r>
           <w:rPr>
             <w:rStyle w:val="Hyperlink"/>
@@ -2774,7 +2774,7 @@
         </w:rPr>
         <w:t xml:space="preserve">出處：</w:t>
       </w:r>
-      <w:hyperlink w:history="1" r:id="rIdpxyhtusjrgcgatqbged8n">
+      <w:hyperlink w:history="1" r:id="rIdkibtuxx7_cc2zbibaizwa">
         <w:r>
           <w:rPr>
             <w:rStyle w:val="Hyperlink"/>
@@ -2850,7 +2850,7 @@
         </w:rPr>
         <w:t xml:space="preserve">出處：</w:t>
       </w:r>
-      <w:hyperlink w:history="1" r:id="rIdwyxpvniwvweotcpenq8ud">
+      <w:hyperlink w:history="1" r:id="rIdc5lo7wqywaqrcn-pdnbqm">
         <w:r>
           <w:rPr>
             <w:rStyle w:val="Hyperlink"/>
@@ -2926,7 +2926,7 @@
         </w:rPr>
         <w:t xml:space="preserve">出處：</w:t>
       </w:r>
-      <w:hyperlink w:history="1" r:id="rId5tvggvnjx1z4zx95kr5fd">
+      <w:hyperlink w:history="1" r:id="rIdm4v5bwfvz_oewmufqbyvv">
         <w:r>
           <w:rPr>
             <w:rStyle w:val="Hyperlink"/>
@@ -3002,7 +3002,7 @@
         </w:rPr>
         <w:t xml:space="preserve">出處：</w:t>
       </w:r>
-      <w:hyperlink w:history="1" r:id="rIdfijagu74-i81m4uab5mbx">
+      <w:hyperlink w:history="1" r:id="rIdbfabwf1ekwt8x9k-fvlnx">
         <w:r>
           <w:rPr>
             <w:rStyle w:val="Hyperlink"/>
@@ -3069,7 +3069,7 @@
         </w:rPr>
         <w:t xml:space="preserve">出處：</w:t>
       </w:r>
-      <w:hyperlink w:history="1" r:id="rIdf0pl-r2tbjmbvfhpi_dwi">
+      <w:hyperlink w:history="1" r:id="rId_sxl7q99e99lnhwvem6s2">
         <w:r>
           <w:rPr>
             <w:rStyle w:val="Hyperlink"/>
@@ -3145,7 +3145,7 @@
         </w:rPr>
         <w:t xml:space="preserve">出處：</w:t>
       </w:r>
-      <w:hyperlink w:history="1" r:id="rId72krc9xb-yswkq_7x2cqk">
+      <w:hyperlink w:history="1" r:id="rId2a5_5t_99i3alooj6imxm">
         <w:r>
           <w:rPr>
             <w:rStyle w:val="Hyperlink"/>
@@ -3221,7 +3221,7 @@
         </w:rPr>
         <w:t xml:space="preserve">出處：</w:t>
       </w:r>
-      <w:hyperlink w:history="1" r:id="rIdju72sodbyvpmsc_bglvke">
+      <w:hyperlink w:history="1" r:id="rIdkdyfm1tv5qwvq0ys-mgpv">
         <w:r>
           <w:rPr>
             <w:rStyle w:val="Hyperlink"/>
@@ -3297,7 +3297,7 @@
         </w:rPr>
         <w:t xml:space="preserve">出處：</w:t>
       </w:r>
-      <w:hyperlink w:history="1" r:id="rIdlm8gyqts7zd22josjh56t">
+      <w:hyperlink w:history="1" r:id="rIdnxxdwovrymlrp31x-nzqt">
         <w:r>
           <w:rPr>
             <w:rStyle w:val="Hyperlink"/>
@@ -3389,7 +3389,7 @@
         </w:rPr>
         <w:t xml:space="preserve">出處：</w:t>
       </w:r>
-      <w:hyperlink w:history="1" r:id="rId7hxybinn9qh0plzrw8hzl">
+      <w:hyperlink w:history="1" r:id="rIdr8zquupuxz-skzkovnrit">
         <w:r>
           <w:rPr>
             <w:rStyle w:val="Hyperlink"/>
@@ -3456,7 +3456,7 @@
         </w:rPr>
         <w:t xml:space="preserve">出處：</w:t>
       </w:r>
-      <w:hyperlink w:history="1" r:id="rIdzi1hmrq7srzck8hg5n7hx">
+      <w:hyperlink w:history="1" r:id="rIdgtkaevgmlfgvnz-ss8af7">
         <w:r>
           <w:rPr>
             <w:rStyle w:val="Hyperlink"/>
@@ -3523,7 +3523,7 @@
         </w:rPr>
         <w:t xml:space="preserve">出處：</w:t>
       </w:r>
-      <w:hyperlink w:history="1" r:id="rIdqxv9vtz2yyo5hcilidp-r">
+      <w:hyperlink w:history="1" r:id="rIdrmwwql5ipy9yssiwemvli">
         <w:r>
           <w:rPr>
             <w:rStyle w:val="Hyperlink"/>
@@ -3590,7 +3590,7 @@
         </w:rPr>
         <w:t xml:space="preserve">出處：</w:t>
       </w:r>
-      <w:hyperlink w:history="1" r:id="rIdb4k6eqecphwoupes_upnr">
+      <w:hyperlink w:history="1" r:id="rIdsvizhwh4nkpe5ft3iuh6x">
         <w:r>
           <w:rPr>
             <w:rStyle w:val="Hyperlink"/>
@@ -3657,7 +3657,7 @@
         </w:rPr>
         <w:t xml:space="preserve">出處：</w:t>
       </w:r>
-      <w:hyperlink w:history="1" r:id="rIdbvxy000-qafff0mppq08w">
+      <w:hyperlink w:history="1" r:id="rIdx4wthi39s1ktudcppxksx">
         <w:r>
           <w:rPr>
             <w:rStyle w:val="Hyperlink"/>
@@ -3724,7 +3724,7 @@
         </w:rPr>
         <w:t xml:space="preserve">出處：</w:t>
       </w:r>
-      <w:hyperlink w:history="1" r:id="rIdvkiybgdgx_ix6nylxlnuy">
+      <w:hyperlink w:history="1" r:id="rIdovfimszlbzonwcfkll18f">
         <w:r>
           <w:rPr>
             <w:rStyle w:val="Hyperlink"/>
@@ -3791,7 +3791,7 @@
         </w:rPr>
         <w:t xml:space="preserve">出處：</w:t>
       </w:r>
-      <w:hyperlink w:history="1" r:id="rIdjirvcjr5yvn_2o7nspt-z">
+      <w:hyperlink w:history="1" r:id="rIdxjw5orwoktc0yfkvvfg7c">
         <w:r>
           <w:rPr>
             <w:rStyle w:val="Hyperlink"/>
@@ -3858,7 +3858,7 @@
         </w:rPr>
         <w:t xml:space="preserve">出處：</w:t>
       </w:r>
-      <w:hyperlink w:history="1" r:id="rIdpzkvmmwc8b5vhqr9ttlfc">
+      <w:hyperlink w:history="1" r:id="rIdk75i8heclujle0biglaof">
         <w:r>
           <w:rPr>
             <w:rStyle w:val="Hyperlink"/>
@@ -3934,7 +3934,7 @@
         </w:rPr>
         <w:t xml:space="preserve">出處：</w:t>
       </w:r>
-      <w:hyperlink w:history="1" r:id="rIdqssxojukyosqaj7m95-yx">
+      <w:hyperlink w:history="1" r:id="rIdowkpqlzlizudmjfxp8_hz">
         <w:r>
           <w:rPr>
             <w:rStyle w:val="Hyperlink"/>
@@ -4010,7 +4010,7 @@
         </w:rPr>
         <w:t xml:space="preserve">出處：</w:t>
       </w:r>
-      <w:hyperlink w:history="1" r:id="rIdoh8fnsv5h_dqkbo5hrhqi">
+      <w:hyperlink w:history="1" r:id="rIde0rlr2tshihjck2kifox7">
         <w:r>
           <w:rPr>
             <w:rStyle w:val="Hyperlink"/>
@@ -4086,7 +4086,7 @@
         </w:rPr>
         <w:t xml:space="preserve">出處：</w:t>
       </w:r>
-      <w:hyperlink w:history="1" r:id="rIdel8iu63ax_an2kgxc0fdb">
+      <w:hyperlink w:history="1" r:id="rIdmesoqyfph4toqi9axceuw">
         <w:r>
           <w:rPr>
             <w:rStyle w:val="Hyperlink"/>
@@ -4162,7 +4162,7 @@
         </w:rPr>
         <w:t xml:space="preserve">出處：</w:t>
       </w:r>
-      <w:hyperlink w:history="1" r:id="rIdaf56mu1olrbhi6-j2tcey">
+      <w:hyperlink w:history="1" r:id="rId0-cq3hupjoyzo52kt4tx9">
         <w:r>
           <w:rPr>
             <w:rStyle w:val="Hyperlink"/>
@@ -4229,7 +4229,7 @@
         </w:rPr>
         <w:t xml:space="preserve">出處：</w:t>
       </w:r>
-      <w:hyperlink w:history="1" r:id="rIdjxkoshqslx8r-ldodu56t">
+      <w:hyperlink w:history="1" r:id="rIdutt1wyjmeijis_yqswxvc">
         <w:r>
           <w:rPr>
             <w:rStyle w:val="Hyperlink"/>
@@ -4296,7 +4296,7 @@
         </w:rPr>
         <w:t xml:space="preserve">出處：</w:t>
       </w:r>
-      <w:hyperlink w:history="1" r:id="rId4jzlgkpwqjtwl8mnxco-t">
+      <w:hyperlink w:history="1" r:id="rIdhnzvxt05i1mkvm8vvjg8q">
         <w:r>
           <w:rPr>
             <w:rStyle w:val="Hyperlink"/>
@@ -4372,7 +4372,7 @@
         </w:rPr>
         <w:t xml:space="preserve">出處：</w:t>
       </w:r>
-      <w:hyperlink w:history="1" r:id="rIdeqm_dykwf5o48mwfw_lq6">
+      <w:hyperlink w:history="1" r:id="rIdnufyahzx3paccxgcgsv-q">
         <w:r>
           <w:rPr>
             <w:rStyle w:val="Hyperlink"/>
@@ -4448,7 +4448,7 @@
         </w:rPr>
         <w:t xml:space="preserve">出處：</w:t>
       </w:r>
-      <w:hyperlink w:history="1" r:id="rId6hohxfhm-lcwzmo3ks-bk">
+      <w:hyperlink w:history="1" r:id="rIdok621y2elyizgrl73kxax">
         <w:r>
           <w:rPr>
             <w:rStyle w:val="Hyperlink"/>
@@ -4524,7 +4524,7 @@
         </w:rPr>
         <w:t xml:space="preserve">出處：</w:t>
       </w:r>
-      <w:hyperlink w:history="1" r:id="rIdictikgaehrpws_y-qfqvg">
+      <w:hyperlink w:history="1" r:id="rIdvgt-apvytftxog5ltt1_n">
         <w:r>
           <w:rPr>
             <w:rStyle w:val="Hyperlink"/>
@@ -4600,7 +4600,7 @@
         </w:rPr>
         <w:t xml:space="preserve">出處：</w:t>
       </w:r>
-      <w:hyperlink w:history="1" r:id="rIdrp_nrke7o8uthqjsl2ovt">
+      <w:hyperlink w:history="1" r:id="rId0kgdwfmzjjjw0zav2ht9w">
         <w:r>
           <w:rPr>
             <w:rStyle w:val="Hyperlink"/>
@@ -4676,7 +4676,7 @@
         </w:rPr>
         <w:t xml:space="preserve">出處：</w:t>
       </w:r>
-      <w:hyperlink w:history="1" r:id="rId8tpitystqendp8ri58xk3">
+      <w:hyperlink w:history="1" r:id="rIdxh_qxweaksr0lgunoev-6">
         <w:r>
           <w:rPr>
             <w:rStyle w:val="Hyperlink"/>
@@ -4752,7 +4752,7 @@
         </w:rPr>
         <w:t xml:space="preserve">出處：</w:t>
       </w:r>
-      <w:hyperlink w:history="1" r:id="rIdldujjvzezjm9uprw1xgyt">
+      <w:hyperlink w:history="1" r:id="rIdndbjcsyntq8qnvqeh4u1v">
         <w:r>
           <w:rPr>
             <w:rStyle w:val="Hyperlink"/>
@@ -4828,7 +4828,7 @@
         </w:rPr>
         <w:t xml:space="preserve">出處：</w:t>
       </w:r>
-      <w:hyperlink w:history="1" r:id="rIdttnuab-66zcadosrardyj">
+      <w:hyperlink w:history="1" r:id="rIdjxher-evlv57kboc9lvll">
         <w:r>
           <w:rPr>
             <w:rStyle w:val="Hyperlink"/>
@@ -4904,7 +4904,7 @@
         </w:rPr>
         <w:t xml:space="preserve">出處：</w:t>
       </w:r>
-      <w:hyperlink w:history="1" r:id="rIdo3kfv1-aqhqzvyn--dfko">
+      <w:hyperlink w:history="1" r:id="rIdjhtcdqgjbzo4x8pg1drup">
         <w:r>
           <w:rPr>
             <w:rStyle w:val="Hyperlink"/>
@@ -4980,7 +4980,7 @@
         </w:rPr>
         <w:t xml:space="preserve">出處：</w:t>
       </w:r>
-      <w:hyperlink w:history="1" r:id="rIdqyntzlzuppiruhxlivm29">
+      <w:hyperlink w:history="1" r:id="rIdqiiap3_ynnuxnd7mfpjrj">
         <w:r>
           <w:rPr>
             <w:rStyle w:val="Hyperlink"/>
@@ -5072,7 +5072,7 @@
         </w:rPr>
         <w:t xml:space="preserve">出處：</w:t>
       </w:r>
-      <w:hyperlink w:history="1" r:id="rIdtajvovm0bkivzcx2les78">
+      <w:hyperlink w:history="1" r:id="rIdzqf2qjsvtx0ov7s5k7zth">
         <w:r>
           <w:rPr>
             <w:rStyle w:val="Hyperlink"/>
@@ -5148,7 +5148,7 @@
         </w:rPr>
         <w:t xml:space="preserve">出處：</w:t>
       </w:r>
-      <w:hyperlink w:history="1" r:id="rIdqeqmndeg3ocqbh3mn8xnm">
+      <w:hyperlink w:history="1" r:id="rIdp3edcrgnufvt8mqknzudl">
         <w:r>
           <w:rPr>
             <w:rStyle w:val="Hyperlink"/>
@@ -5224,7 +5224,7 @@
         </w:rPr>
         <w:t xml:space="preserve">出處：</w:t>
       </w:r>
-      <w:hyperlink w:history="1" r:id="rIdr2nlsm6uuf8obih_m7flz">
+      <w:hyperlink w:history="1" r:id="rId2kf89uhjrqq5wmlmttx_5">
         <w:r>
           <w:rPr>
             <w:rStyle w:val="Hyperlink"/>
@@ -5300,7 +5300,7 @@
         </w:rPr>
         <w:t xml:space="preserve">出處：</w:t>
       </w:r>
-      <w:hyperlink w:history="1" r:id="rIdz8jzknar_0mafruas5lgk">
+      <w:hyperlink w:history="1" r:id="rIdc6soau1vifu1b3irrhvvy">
         <w:r>
           <w:rPr>
             <w:rStyle w:val="Hyperlink"/>
@@ -5376,7 +5376,7 @@
         </w:rPr>
         <w:t xml:space="preserve">出處：</w:t>
       </w:r>
-      <w:hyperlink w:history="1" r:id="rIdlhjcne7c0jkmbkgce3pvg">
+      <w:hyperlink w:history="1" r:id="rIdleccbcotrzrfycwdtlzkc">
         <w:r>
           <w:rPr>
             <w:rStyle w:val="Hyperlink"/>
@@ -5452,7 +5452,7 @@
         </w:rPr>
         <w:t xml:space="preserve">出處：</w:t>
       </w:r>
-      <w:hyperlink w:history="1" r:id="rIddsyxq5ewxbdsrkbpa9kxi">
+      <w:hyperlink w:history="1" r:id="rIdqriscctb_tsgyjse2kqoj">
         <w:r>
           <w:rPr>
             <w:rStyle w:val="Hyperlink"/>
@@ -5528,7 +5528,7 @@
         </w:rPr>
         <w:t xml:space="preserve">出處：</w:t>
       </w:r>
-      <w:hyperlink w:history="1" r:id="rIdk3nubmdnwsn-efsmkfwcn">
+      <w:hyperlink w:history="1" r:id="rIdlra9r_4r4dwfx9hv2tirh">
         <w:r>
           <w:rPr>
             <w:rStyle w:val="Hyperlink"/>
@@ -5604,7 +5604,7 @@
         </w:rPr>
         <w:t xml:space="preserve">出處：</w:t>
       </w:r>
-      <w:hyperlink w:history="1" r:id="rIdipgctdkti22x_qjmpor3d">
+      <w:hyperlink w:history="1" r:id="rIdzvzw0sy56yrem5-p28bke">
         <w:r>
           <w:rPr>
             <w:rStyle w:val="Hyperlink"/>
@@ -5680,7 +5680,7 @@
         </w:rPr>
         <w:t xml:space="preserve">出處：</w:t>
       </w:r>
-      <w:hyperlink w:history="1" r:id="rIddauh0cvebsexmgse6ymwx">
+      <w:hyperlink w:history="1" r:id="rIdrtpuneohiwlhmanrcs4g2">
         <w:r>
           <w:rPr>
             <w:rStyle w:val="Hyperlink"/>
@@ -5756,7 +5756,7 @@
         </w:rPr>
         <w:t xml:space="preserve">出處：</w:t>
       </w:r>
-      <w:hyperlink w:history="1" r:id="rIdjcwaqlyoeswfv9wtdsh3e">
+      <w:hyperlink w:history="1" r:id="rIdixsu-grtupiovqavfyttj">
         <w:r>
           <w:rPr>
             <w:rStyle w:val="Hyperlink"/>
@@ -5832,7 +5832,7 @@
         </w:rPr>
         <w:t xml:space="preserve">出處：</w:t>
       </w:r>
-      <w:hyperlink w:history="1" r:id="rIdl5cvgc9aieha1tkl9cnuv">
+      <w:hyperlink w:history="1" r:id="rIdconihgxqzz9jtk9mbsr__">
         <w:r>
           <w:rPr>
             <w:rStyle w:val="Hyperlink"/>
@@ -5908,7 +5908,7 @@
         </w:rPr>
         <w:t xml:space="preserve">出處：</w:t>
       </w:r>
-      <w:hyperlink w:history="1" r:id="rIdu9yywzdoz7ha2wikn0v6o">
+      <w:hyperlink w:history="1" r:id="rId2_oytqehqcz9tpwhrth6m">
         <w:r>
           <w:rPr>
             <w:rStyle w:val="Hyperlink"/>
@@ -5984,7 +5984,7 @@
         </w:rPr>
         <w:t xml:space="preserve">出處：</w:t>
       </w:r>
-      <w:hyperlink w:history="1" r:id="rIdl1ld9zxbnb_jxniiqbr7o">
+      <w:hyperlink w:history="1" r:id="rId3nal8whb_kxyqbfk2jp-7">
         <w:r>
           <w:rPr>
             <w:rStyle w:val="Hyperlink"/>
@@ -6060,7 +6060,7 @@
         </w:rPr>
         <w:t xml:space="preserve">出處：</w:t>
       </w:r>
-      <w:hyperlink w:history="1" r:id="rIdo0t9ggdcbfmad_qodzwh5">
+      <w:hyperlink w:history="1" r:id="rIdkmzt2que1khdvqnb_-afp">
         <w:r>
           <w:rPr>
             <w:rStyle w:val="Hyperlink"/>
@@ -6136,7 +6136,7 @@
         </w:rPr>
         <w:t xml:space="preserve">出處：</w:t>
       </w:r>
-      <w:hyperlink w:history="1" r:id="rIdmmfqho4219adfosfqpk5p">
+      <w:hyperlink w:history="1" r:id="rIdijwjlqxs_kzpllrwscufn">
         <w:r>
           <w:rPr>
             <w:rStyle w:val="Hyperlink"/>
@@ -6212,7 +6212,7 @@
         </w:rPr>
         <w:t xml:space="preserve">出處：</w:t>
       </w:r>
-      <w:hyperlink w:history="1" r:id="rId1hgtksjjfisv26gjikyet">
+      <w:hyperlink w:history="1" r:id="rIdy_j4knojq67kdsjv3lg7c">
         <w:r>
           <w:rPr>
             <w:rStyle w:val="Hyperlink"/>
@@ -6288,7 +6288,7 @@
         </w:rPr>
         <w:t xml:space="preserve">出處：</w:t>
       </w:r>
-      <w:hyperlink w:history="1" r:id="rIdrx4gnuufxij5ntkoo3cjh">
+      <w:hyperlink w:history="1" r:id="rId8xxlqn0agwwzlndmgbckq">
         <w:r>
           <w:rPr>
             <w:rStyle w:val="Hyperlink"/>
@@ -6364,7 +6364,7 @@
         </w:rPr>
         <w:t xml:space="preserve">出處：</w:t>
       </w:r>
-      <w:hyperlink w:history="1" r:id="rId_yxd6epykf_gvf3n-9dgf">
+      <w:hyperlink w:history="1" r:id="rIdldljibrdkt4ong-wfkugq">
         <w:r>
           <w:rPr>
             <w:rStyle w:val="Hyperlink"/>
@@ -6440,7 +6440,7 @@
         </w:rPr>
         <w:t xml:space="preserve">出處：</w:t>
       </w:r>
-      <w:hyperlink w:history="1" r:id="rId9rmu-2gxd8oiwxogk99dg">
+      <w:hyperlink w:history="1" r:id="rIdqtsr6qxnb7ga4jbs7-lg6">
         <w:r>
           <w:rPr>
             <w:rStyle w:val="Hyperlink"/>
@@ -6516,7 +6516,7 @@
         </w:rPr>
         <w:t xml:space="preserve">出處：</w:t>
       </w:r>
-      <w:hyperlink w:history="1" r:id="rIdiunmcow6zxlceis5r6fgq">
+      <w:hyperlink w:history="1" r:id="rIdbslvw5mif5csvyrng5nd5">
         <w:r>
           <w:rPr>
             <w:rStyle w:val="Hyperlink"/>
@@ -6592,7 +6592,7 @@
         </w:rPr>
         <w:t xml:space="preserve">出處：</w:t>
       </w:r>
-      <w:hyperlink w:history="1" r:id="rId3r35xp1ttnwpghcr5tuui">
+      <w:hyperlink w:history="1" r:id="rId_lng5yy6l2abkloz_r9re">
         <w:r>
           <w:rPr>
             <w:rStyle w:val="Hyperlink"/>
@@ -6668,7 +6668,7 @@
         </w:rPr>
         <w:t xml:space="preserve">出處：</w:t>
       </w:r>
-      <w:hyperlink w:history="1" r:id="rIdcdmwrz_o8hs2xehledhca">
+      <w:hyperlink w:history="1" r:id="rId-ygqmpsepfkswbimo-7un">
         <w:r>
           <w:rPr>
             <w:rStyle w:val="Hyperlink"/>
@@ -6744,7 +6744,7 @@
         </w:rPr>
         <w:t xml:space="preserve">出處：</w:t>
       </w:r>
-      <w:hyperlink w:history="1" r:id="rIdjkvjf5fb90xvdsx9qozzi">
+      <w:hyperlink w:history="1" r:id="rIdy9xlev3uq6yrbdb6l15va">
         <w:r>
           <w:rPr>
             <w:rStyle w:val="Hyperlink"/>
@@ -6820,7 +6820,7 @@
         </w:rPr>
         <w:t xml:space="preserve">出處：</w:t>
       </w:r>
-      <w:hyperlink w:history="1" r:id="rId2rdgosaergpl6cidegldr">
+      <w:hyperlink w:history="1" r:id="rIdk6nkgopilvakr0c3jxlwq">
         <w:r>
           <w:rPr>
             <w:rStyle w:val="Hyperlink"/>
@@ -6896,7 +6896,7 @@
         </w:rPr>
         <w:t xml:space="preserve">出處：</w:t>
       </w:r>
-      <w:hyperlink w:history="1" r:id="rIddzq32mm7kqxt7-esizdpl">
+      <w:hyperlink w:history="1" r:id="rIdfnuhzxkphxtsc1mfbbdql">
         <w:r>
           <w:rPr>
             <w:rStyle w:val="Hyperlink"/>
@@ -6972,7 +6972,7 @@
         </w:rPr>
         <w:t xml:space="preserve">出處：</w:t>
       </w:r>
-      <w:hyperlink w:history="1" r:id="rIdtyqek4zfds_zls7aniou9">
+      <w:hyperlink w:history="1" r:id="rId8llcdsu-bak75m0xi6yn3">
         <w:r>
           <w:rPr>
             <w:rStyle w:val="Hyperlink"/>
@@ -7048,7 +7048,7 @@
         </w:rPr>
         <w:t xml:space="preserve">出處：</w:t>
       </w:r>
-      <w:hyperlink w:history="1" r:id="rId0ivt5y1lml3nrqibpsmn1">
+      <w:hyperlink w:history="1" r:id="rIdgrtslgk-fsq7q1c1hkp9a">
         <w:r>
           <w:rPr>
             <w:rStyle w:val="Hyperlink"/>
@@ -7124,7 +7124,7 @@
         </w:rPr>
         <w:t xml:space="preserve">出處：</w:t>
       </w:r>
-      <w:hyperlink w:history="1" r:id="rIdpwqprcx1_tkqn6na-v8gw">
+      <w:hyperlink w:history="1" r:id="rIdofqbzlefyegifmjwaabor">
         <w:r>
           <w:rPr>
             <w:rStyle w:val="Hyperlink"/>
@@ -7200,7 +7200,7 @@
         </w:rPr>
         <w:t xml:space="preserve">出處：</w:t>
       </w:r>
-      <w:hyperlink w:history="1" r:id="rIdj-p5tyo51_m57wt76dy_2">
+      <w:hyperlink w:history="1" r:id="rIdx_lhhu1zn7kh_1m-y868m">
         <w:r>
           <w:rPr>
             <w:rStyle w:val="Hyperlink"/>
@@ -7276,7 +7276,7 @@
         </w:rPr>
         <w:t xml:space="preserve">出處：</w:t>
       </w:r>
-      <w:hyperlink w:history="1" r:id="rIdo67sktj-epk0xgkw2fbzi">
+      <w:hyperlink w:history="1" r:id="rId4sauyly7hrgb3kh2sde3n">
         <w:r>
           <w:rPr>
             <w:rStyle w:val="Hyperlink"/>
@@ -7352,7 +7352,7 @@
         </w:rPr>
         <w:t xml:space="preserve">出處：</w:t>
       </w:r>
-      <w:hyperlink w:history="1" r:id="rId2vzh7y_gfhle3vm7td3ub">
+      <w:hyperlink w:history="1" r:id="rIdka5fglfvtj1rcg9-o3bqg">
         <w:r>
           <w:rPr>
             <w:rStyle w:val="Hyperlink"/>
@@ -7428,7 +7428,7 @@
         </w:rPr>
         <w:t xml:space="preserve">出處：</w:t>
       </w:r>
-      <w:hyperlink w:history="1" r:id="rId7bvvdk56argdlemt9v9xw">
+      <w:hyperlink w:history="1" r:id="rIdfi9u8ckn9cmttvjdpjndx">
         <w:r>
           <w:rPr>
             <w:rStyle w:val="Hyperlink"/>
@@ -7504,7 +7504,7 @@
         </w:rPr>
         <w:t xml:space="preserve">出處：</w:t>
       </w:r>
-      <w:hyperlink w:history="1" r:id="rIdj17wv31oh_wq18eg8nrwe">
+      <w:hyperlink w:history="1" r:id="rId3pvgv607svwux7vc6ku_l">
         <w:r>
           <w:rPr>
             <w:rStyle w:val="Hyperlink"/>
@@ -7580,7 +7580,7 @@
         </w:rPr>
         <w:t xml:space="preserve">出處：</w:t>
       </w:r>
-      <w:hyperlink w:history="1" r:id="rIdw9ivndxljk5nv5jhkdvlx">
+      <w:hyperlink w:history="1" r:id="rIdckbdql4s1xjmda5yo1jdv">
         <w:r>
           <w:rPr>
             <w:rStyle w:val="Hyperlink"/>
@@ -7656,7 +7656,7 @@
         </w:rPr>
         <w:t xml:space="preserve">出處：</w:t>
       </w:r>
-      <w:hyperlink w:history="1" r:id="rIdjexyumvmtk_qsbjwfdhd1">
+      <w:hyperlink w:history="1" r:id="rIdijnfp5xc-vg0h9ql7ybem">
         <w:r>
           <w:rPr>
             <w:rStyle w:val="Hyperlink"/>
@@ -7732,7 +7732,7 @@
         </w:rPr>
         <w:t xml:space="preserve">出處：</w:t>
       </w:r>
-      <w:hyperlink w:history="1" r:id="rIdqky7fvqii_dkmudfp98pz">
+      <w:hyperlink w:history="1" r:id="rIdbad5knpobfxrr2cy8nwvw">
         <w:r>
           <w:rPr>
             <w:rStyle w:val="Hyperlink"/>
@@ -7808,7 +7808,7 @@
         </w:rPr>
         <w:t xml:space="preserve">出處：</w:t>
       </w:r>
-      <w:hyperlink w:history="1" r:id="rIdkxcnaihyk5k1-wxuc4krp">
+      <w:hyperlink w:history="1" r:id="rIdidj3lechh9g2cndufa1mp">
         <w:r>
           <w:rPr>
             <w:rStyle w:val="Hyperlink"/>
@@ -7884,7 +7884,7 @@
         </w:rPr>
         <w:t xml:space="preserve">出處：</w:t>
       </w:r>
-      <w:hyperlink w:history="1" r:id="rIdukbnimu8n8ezedl3cdgdy">
+      <w:hyperlink w:history="1" r:id="rIdumgn5wdn4xtanashdu2uf">
         <w:r>
           <w:rPr>
             <w:rStyle w:val="Hyperlink"/>
@@ -7960,7 +7960,7 @@
         </w:rPr>
         <w:t xml:space="preserve">出處：</w:t>
       </w:r>
-      <w:hyperlink w:history="1" r:id="rIdlf6m_ryfehpjcno4dc3yl">
+      <w:hyperlink w:history="1" r:id="rId5ziycivoimizi_jke76ra">
         <w:r>
           <w:rPr>
             <w:rStyle w:val="Hyperlink"/>
@@ -8036,7 +8036,7 @@
         </w:rPr>
         <w:t xml:space="preserve">出處：</w:t>
       </w:r>
-      <w:hyperlink w:history="1" r:id="rIdusjf0bdu4_3btufvrwjpd">
+      <w:hyperlink w:history="1" r:id="rIdgmxsowhmsvu9xg5lem568">
         <w:r>
           <w:rPr>
             <w:rStyle w:val="Hyperlink"/>
@@ -8112,7 +8112,7 @@
         </w:rPr>
         <w:t xml:space="preserve">出處：</w:t>
       </w:r>
-      <w:hyperlink w:history="1" r:id="rIdxng_akxkk9ai20d6nqrqj">
+      <w:hyperlink w:history="1" r:id="rIdxvzcwn-jiiikxvwjog8jr">
         <w:r>
           <w:rPr>
             <w:rStyle w:val="Hyperlink"/>
@@ -8188,7 +8188,7 @@
         </w:rPr>
         <w:t xml:space="preserve">出處：</w:t>
       </w:r>
-      <w:hyperlink w:history="1" r:id="rIdzyaa2dhz5nmgbbpmnwlbf">
+      <w:hyperlink w:history="1" r:id="rIdcnvqfxrmvc8beyclgzjht">
         <w:r>
           <w:rPr>
             <w:rStyle w:val="Hyperlink"/>
@@ -8264,7 +8264,7 @@
         </w:rPr>
         <w:t xml:space="preserve">出處：</w:t>
       </w:r>
-      <w:hyperlink w:history="1" r:id="rIdtvfz9gyflmz3dq8bqsmhi">
+      <w:hyperlink w:history="1" r:id="rIdzy1pjupver0hz_tt5fb6c">
         <w:r>
           <w:rPr>
             <w:rStyle w:val="Hyperlink"/>
@@ -8340,7 +8340,7 @@
         </w:rPr>
         <w:t xml:space="preserve">出處：</w:t>
       </w:r>
-      <w:hyperlink w:history="1" r:id="rId8dmyihulmn6idyczeaju3">
+      <w:hyperlink w:history="1" r:id="rIdwevy1ng2e3rum8kycvio1">
         <w:r>
           <w:rPr>
             <w:rStyle w:val="Hyperlink"/>
@@ -8416,7 +8416,7 @@
         </w:rPr>
         <w:t xml:space="preserve">出處：</w:t>
       </w:r>
-      <w:hyperlink w:history="1" r:id="rIddhuocqcxudjgwbkla-789">
+      <w:hyperlink w:history="1" r:id="rIdzlfhltt--iimr0n0kx12z">
         <w:r>
           <w:rPr>
             <w:rStyle w:val="Hyperlink"/>
@@ -8492,7 +8492,7 @@
         </w:rPr>
         <w:t xml:space="preserve">出處：</w:t>
       </w:r>
-      <w:hyperlink w:history="1" r:id="rId5lucfae9aorpyz6xos3s8">
+      <w:hyperlink w:history="1" r:id="rIdjkegukmbggqfba1umccsh">
         <w:r>
           <w:rPr>
             <w:rStyle w:val="Hyperlink"/>
@@ -8568,7 +8568,7 @@
         </w:rPr>
         <w:t xml:space="preserve">出處：</w:t>
       </w:r>
-      <w:hyperlink w:history="1" r:id="rIdmyzaincevyehhpzz3ih2x">
+      <w:hyperlink w:history="1" r:id="rIdvq0nvzz-90pffdm1ns_bs">
         <w:r>
           <w:rPr>
             <w:rStyle w:val="Hyperlink"/>
@@ -8644,7 +8644,7 @@
         </w:rPr>
         <w:t xml:space="preserve">出處：</w:t>
       </w:r>
-      <w:hyperlink w:history="1" r:id="rIdm078l_varafl8rirbbu4e">
+      <w:hyperlink w:history="1" r:id="rIdyo1rt3bl9b-65mcvixlfu">
         <w:r>
           <w:rPr>
             <w:rStyle w:val="Hyperlink"/>
@@ -8720,7 +8720,7 @@
         </w:rPr>
         <w:t xml:space="preserve">出處：</w:t>
       </w:r>
-      <w:hyperlink w:history="1" r:id="rId-lm8a50qr8n8jqvlohpgt">
+      <w:hyperlink w:history="1" r:id="rIdpiorkmqsmwvuv9atuqy3r">
         <w:r>
           <w:rPr>
             <w:rStyle w:val="Hyperlink"/>
@@ -8796,7 +8796,7 @@
         </w:rPr>
         <w:t xml:space="preserve">出處：</w:t>
       </w:r>
-      <w:hyperlink w:history="1" r:id="rIdhbdm0xeuex9afgrt2jvy6">
+      <w:hyperlink w:history="1" r:id="rIdxzccxx_sjuw1xmbbadoz8">
         <w:r>
           <w:rPr>
             <w:rStyle w:val="Hyperlink"/>
@@ -8872,7 +8872,7 @@
         </w:rPr>
         <w:t xml:space="preserve">出處：</w:t>
       </w:r>
-      <w:hyperlink w:history="1" r:id="rId4uiyprkc3-y52cdyibpgc">
+      <w:hyperlink w:history="1" r:id="rIdan2gr3yppcsisflqtwia2">
         <w:r>
           <w:rPr>
             <w:rStyle w:val="Hyperlink"/>
@@ -8948,7 +8948,7 @@
         </w:rPr>
         <w:t xml:space="preserve">出處：</w:t>
       </w:r>
-      <w:hyperlink w:history="1" r:id="rIdvlh94veltcut9jb-ukhcg">
+      <w:hyperlink w:history="1" r:id="rIdscnhou634phxvq6eor1a2">
         <w:r>
           <w:rPr>
             <w:rStyle w:val="Hyperlink"/>
@@ -9024,7 +9024,7 @@
         </w:rPr>
         <w:t xml:space="preserve">出處：</w:t>
       </w:r>
-      <w:hyperlink w:history="1" r:id="rIdnu4a2pz3iqlija_bbmtwo">
+      <w:hyperlink w:history="1" r:id="rIdyakyn9lh6vcnsrdoss_ja">
         <w:r>
           <w:rPr>
             <w:rStyle w:val="Hyperlink"/>
@@ -9091,7 +9091,7 @@
         </w:rPr>
         <w:t xml:space="preserve">出處：</w:t>
       </w:r>
-      <w:hyperlink w:history="1" r:id="rIdun759hndqastaajp41cip">
+      <w:hyperlink w:history="1" r:id="rIdibep9zgfl00fhxxqpe42e">
         <w:r>
           <w:rPr>
             <w:rStyle w:val="Hyperlink"/>
@@ -9158,7 +9158,7 @@
         </w:rPr>
         <w:t xml:space="preserve">出處：</w:t>
       </w:r>
-      <w:hyperlink w:history="1" r:id="rIdrbsqwehy-x8zvq4jbdmqn">
+      <w:hyperlink w:history="1" r:id="rIdx_bopmbldij8ze-bysezj">
         <w:r>
           <w:rPr>
             <w:rStyle w:val="Hyperlink"/>
@@ -9250,7 +9250,7 @@
         </w:rPr>
         <w:t xml:space="preserve">出處：</w:t>
       </w:r>
-      <w:hyperlink w:history="1" r:id="rIdt9avjwlhkquwd3j2bjv_j">
+      <w:hyperlink w:history="1" r:id="rId4ie31_x8zqcyyqehjyeub">
         <w:r>
           <w:rPr>
             <w:rStyle w:val="Hyperlink"/>
@@ -9326,7 +9326,7 @@
         </w:rPr>
         <w:t xml:space="preserve">出處：</w:t>
       </w:r>
-      <w:hyperlink w:history="1" r:id="rIdnu3gn3ljglcmcreda30sj">
+      <w:hyperlink w:history="1" r:id="rId8o1fpmywah0smy3y4cwui">
         <w:r>
           <w:rPr>
             <w:rStyle w:val="Hyperlink"/>
@@ -9402,7 +9402,7 @@
         </w:rPr>
         <w:t xml:space="preserve">出處：</w:t>
       </w:r>
-      <w:hyperlink w:history="1" r:id="rIdhzbod1va8n4bjf6i4tzju">
+      <w:hyperlink w:history="1" r:id="rId-bj_oj7kt8k2kffhjjkj7">
         <w:r>
           <w:rPr>
             <w:rStyle w:val="Hyperlink"/>
@@ -9478,7 +9478,7 @@
         </w:rPr>
         <w:t xml:space="preserve">出處：</w:t>
       </w:r>
-      <w:hyperlink w:history="1" r:id="rIdayljqmvuurhvgm3zariws">
+      <w:hyperlink w:history="1" r:id="rIdtkfbg6yn1rgt3atwf6uqf">
         <w:r>
           <w:rPr>
             <w:rStyle w:val="Hyperlink"/>
@@ -9554,7 +9554,7 @@
         </w:rPr>
         <w:t xml:space="preserve">出處：</w:t>
       </w:r>
-      <w:hyperlink w:history="1" r:id="rIdavzutozulg-3rtqxysug3">
+      <w:hyperlink w:history="1" r:id="rIdaiq1swkkkomkfwseyjx1u">
         <w:r>
           <w:rPr>
             <w:rStyle w:val="Hyperlink"/>
@@ -9630,7 +9630,7 @@
         </w:rPr>
         <w:t xml:space="preserve">出處：</w:t>
       </w:r>
-      <w:hyperlink w:history="1" r:id="rIdgdq-upljhmiujp_qzzzq1">
+      <w:hyperlink w:history="1" r:id="rIdchhufjhgab5icitag7vpt">
         <w:r>
           <w:rPr>
             <w:rStyle w:val="Hyperlink"/>
@@ -9706,7 +9706,7 @@
         </w:rPr>
         <w:t xml:space="preserve">出處：</w:t>
       </w:r>
-      <w:hyperlink w:history="1" r:id="rId_nuwx37odxbxb-dlnhb3y">
+      <w:hyperlink w:history="1" r:id="rIdz7hqe8sbwvdjweqkmlusm">
         <w:r>
           <w:rPr>
             <w:rStyle w:val="Hyperlink"/>
@@ -9782,7 +9782,7 @@
         </w:rPr>
         <w:t xml:space="preserve">出處：</w:t>
       </w:r>
-      <w:hyperlink w:history="1" r:id="rId1acsrlfzkq3gbg2evq8vn">
+      <w:hyperlink w:history="1" r:id="rIdbzo-ytv7-a6gdchsvl-dl">
         <w:r>
           <w:rPr>
             <w:rStyle w:val="Hyperlink"/>
@@ -9858,7 +9858,7 @@
         </w:rPr>
         <w:t xml:space="preserve">出處：</w:t>
       </w:r>
-      <w:hyperlink w:history="1" r:id="rIdy6n_dicde-atzoooxzisi">
+      <w:hyperlink w:history="1" r:id="rIdoggg6laejatoxo4ppgbo3">
         <w:r>
           <w:rPr>
             <w:rStyle w:val="Hyperlink"/>
@@ -9934,7 +9934,7 @@
         </w:rPr>
         <w:t xml:space="preserve">出處：</w:t>
       </w:r>
-      <w:hyperlink w:history="1" r:id="rIdzltzxqlwxjtuwwkcihuk7">
+      <w:hyperlink w:history="1" r:id="rIdcp3fulvvww_ymi9chk1wy">
         <w:r>
           <w:rPr>
             <w:rStyle w:val="Hyperlink"/>
@@ -10001,7 +10001,7 @@
         </w:rPr>
         <w:t xml:space="preserve">出處：</w:t>
       </w:r>
-      <w:hyperlink w:history="1" r:id="rIdyydxtb0-sqhchr-ojs4gn">
+      <w:hyperlink w:history="1" r:id="rIdxvs8vrkw5potwhrayhjqi">
         <w:r>
           <w:rPr>
             <w:rStyle w:val="Hyperlink"/>
@@ -10077,7 +10077,7 @@
         </w:rPr>
         <w:t xml:space="preserve">出處：</w:t>
       </w:r>
-      <w:hyperlink w:history="1" r:id="rIdipuv_htxyz30igqrk-igu">
+      <w:hyperlink w:history="1" r:id="rIdvbj9ozyqvh4j5draftyqr">
         <w:r>
           <w:rPr>
             <w:rStyle w:val="Hyperlink"/>
@@ -10153,7 +10153,7 @@
         </w:rPr>
         <w:t xml:space="preserve">出處：</w:t>
       </w:r>
-      <w:hyperlink w:history="1" r:id="rIdm8lbndpm0soe3cpb-1rwj">
+      <w:hyperlink w:history="1" r:id="rIdnqqhjlpkhz_rcpnmi_rzc">
         <w:r>
           <w:rPr>
             <w:rStyle w:val="Hyperlink"/>
@@ -10229,7 +10229,7 @@
         </w:rPr>
         <w:t xml:space="preserve">出處：</w:t>
       </w:r>
-      <w:hyperlink w:history="1" r:id="rIdzg1k7ixsqxwlpnyi9_mra">
+      <w:hyperlink w:history="1" r:id="rIdbmgntp-dzh8yljrlii5ek">
         <w:r>
           <w:rPr>
             <w:rStyle w:val="Hyperlink"/>
@@ -10305,7 +10305,7 @@
         </w:rPr>
         <w:t xml:space="preserve">出處：</w:t>
       </w:r>
-      <w:hyperlink w:history="1" r:id="rIda06_zwskynljfi1jtliks">
+      <w:hyperlink w:history="1" r:id="rIdhevxw4ksvtjgp3dxo14mn">
         <w:r>
           <w:rPr>
             <w:rStyle w:val="Hyperlink"/>
@@ -10381,7 +10381,7 @@
         </w:rPr>
         <w:t xml:space="preserve">出處：</w:t>
       </w:r>
-      <w:hyperlink w:history="1" r:id="rIdjfzsiyyby2bsypdkvoq1w">
+      <w:hyperlink w:history="1" r:id="rIddcvhzghbmd7zlnxh7pxb6">
         <w:r>
           <w:rPr>
             <w:rStyle w:val="Hyperlink"/>
@@ -10457,7 +10457,7 @@
         </w:rPr>
         <w:t xml:space="preserve">出處：</w:t>
       </w:r>
-      <w:hyperlink w:history="1" r:id="rIdty8yaruabrex21tqthsi_">
+      <w:hyperlink w:history="1" r:id="rIdy8k5rdiapkztwo7azczo7">
         <w:r>
           <w:rPr>
             <w:rStyle w:val="Hyperlink"/>
@@ -10549,7 +10549,7 @@
         </w:rPr>
         <w:t xml:space="preserve">出處：</w:t>
       </w:r>
-      <w:hyperlink w:history="1" r:id="rIdmhjo6r8ptqrx1obwhex2o">
+      <w:hyperlink w:history="1" r:id="rIds0djx29skv578pb5xnw6d">
         <w:r>
           <w:rPr>
             <w:rStyle w:val="Hyperlink"/>
@@ -10625,7 +10625,7 @@
         </w:rPr>
         <w:t xml:space="preserve">出處：</w:t>
       </w:r>
-      <w:hyperlink w:history="1" r:id="rId4liwa70h9vaopk9iig-qt">
+      <w:hyperlink w:history="1" r:id="rIdsqopjel__ansl-cmkkqh3">
         <w:r>
           <w:rPr>
             <w:rStyle w:val="Hyperlink"/>
@@ -10701,7 +10701,7 @@
         </w:rPr>
         <w:t xml:space="preserve">出處：</w:t>
       </w:r>
-      <w:hyperlink w:history="1" r:id="rIdigksdirjrcdcclvme4-et">
+      <w:hyperlink w:history="1" r:id="rIdiwr-atqtzptvmnd5joim3">
         <w:r>
           <w:rPr>
             <w:rStyle w:val="Hyperlink"/>
@@ -10777,7 +10777,7 @@
         </w:rPr>
         <w:t xml:space="preserve">出處：</w:t>
       </w:r>
-      <w:hyperlink w:history="1" r:id="rIdw5jt8612kx72cmc8xcj0c">
+      <w:hyperlink w:history="1" r:id="rIdyerfx0ymcw2og86pwkqxe">
         <w:r>
           <w:rPr>
             <w:rStyle w:val="Hyperlink"/>
@@ -10853,7 +10853,7 @@
         </w:rPr>
         <w:t xml:space="preserve">出處：</w:t>
       </w:r>
-      <w:hyperlink w:history="1" r:id="rId9t3l9tcahz32gc127y5jg">
+      <w:hyperlink w:history="1" r:id="rIdaqrovg8m02fznqbd82qcf">
         <w:r>
           <w:rPr>
             <w:rStyle w:val="Hyperlink"/>
@@ -10929,7 +10929,7 @@
         </w:rPr>
         <w:t xml:space="preserve">出處：</w:t>
       </w:r>
-      <w:hyperlink w:history="1" r:id="rId0xob8gsz02k3ze2quowma">
+      <w:hyperlink w:history="1" r:id="rIdti-7pxzmpxgnkrv9mzj3c">
         <w:r>
           <w:rPr>
             <w:rStyle w:val="Hyperlink"/>
@@ -11005,7 +11005,7 @@
         </w:rPr>
         <w:t xml:space="preserve">出處：</w:t>
       </w:r>
-      <w:hyperlink w:history="1" r:id="rIdfkcwtdhhsg60dxkkadewi">
+      <w:hyperlink w:history="1" r:id="rIdr82fv96qfjt_l-phu7lnv">
         <w:r>
           <w:rPr>
             <w:rStyle w:val="Hyperlink"/>
@@ -11072,7 +11072,7 @@
         </w:rPr>
         <w:t xml:space="preserve">出處：</w:t>
       </w:r>
-      <w:hyperlink w:history="1" r:id="rIdwzsik5tfbaep5typiefvj">
+      <w:hyperlink w:history="1" r:id="rId6izkqy7ipgpuz3t6odiqf">
         <w:r>
           <w:rPr>
             <w:rStyle w:val="Hyperlink"/>
@@ -11139,7 +11139,7 @@
         </w:rPr>
         <w:t xml:space="preserve">出處：</w:t>
       </w:r>
-      <w:hyperlink w:history="1" r:id="rId0-bn-ph8jgpdjiztirdo8">
+      <w:hyperlink w:history="1" r:id="rIdgzvoqmzqvv9x54tds8zhe">
         <w:r>
           <w:rPr>
             <w:rStyle w:val="Hyperlink"/>
@@ -11206,7 +11206,7 @@
         </w:rPr>
         <w:t xml:space="preserve">出處：</w:t>
       </w:r>
-      <w:hyperlink w:history="1" r:id="rIdsih_9e7d4lomzntj2k_kx">
+      <w:hyperlink w:history="1" r:id="rIdr8lwbib5pc-i3cqp8lzkl">
         <w:r>
           <w:rPr>
             <w:rStyle w:val="Hyperlink"/>
@@ -11273,7 +11273,7 @@
         </w:rPr>
         <w:t xml:space="preserve">出處：</w:t>
       </w:r>
-      <w:hyperlink w:history="1" r:id="rId7inhr5iert_e-hpq2mzpp">
+      <w:hyperlink w:history="1" r:id="rIdwj1mohvz3a21hxje8rrng">
         <w:r>
           <w:rPr>
             <w:rStyle w:val="Hyperlink"/>
@@ -11340,7 +11340,7 @@
         </w:rPr>
         <w:t xml:space="preserve">出處：</w:t>
       </w:r>
-      <w:hyperlink w:history="1" r:id="rIdhp7crd58gzuj5g7nezt8i">
+      <w:hyperlink w:history="1" r:id="rId8f5isyje2rcwr0enif0qd">
         <w:r>
           <w:rPr>
             <w:rStyle w:val="Hyperlink"/>
@@ -11407,7 +11407,7 @@
         </w:rPr>
         <w:t xml:space="preserve">出處：</w:t>
       </w:r>
-      <w:hyperlink w:history="1" r:id="rIdq7dnn-fkuaqjyi_23yzz8">
+      <w:hyperlink w:history="1" r:id="rIdnjp7ml-idsj8lryeqfkdg">
         <w:r>
           <w:rPr>
             <w:rStyle w:val="Hyperlink"/>
@@ -11483,7 +11483,7 @@
         </w:rPr>
         <w:t xml:space="preserve">出處：</w:t>
       </w:r>
-      <w:hyperlink w:history="1" r:id="rIdcqjhmvmxos1h20ujnz8oa">
+      <w:hyperlink w:history="1" r:id="rIdaskdvmwv6_g_dckk89hb3">
         <w:r>
           <w:rPr>
             <w:rStyle w:val="Hyperlink"/>
@@ -11575,7 +11575,7 @@
         </w:rPr>
         <w:t xml:space="preserve">出處：</w:t>
       </w:r>
-      <w:hyperlink w:history="1" r:id="rIdtva8pijjqbb2penpryigg">
+      <w:hyperlink w:history="1" r:id="rId_xjya_qc3hmjw89cxkus_">
         <w:r>
           <w:rPr>
             <w:rStyle w:val="Hyperlink"/>
@@ -11651,7 +11651,7 @@
         </w:rPr>
         <w:t xml:space="preserve">出處：</w:t>
       </w:r>
-      <w:hyperlink w:history="1" r:id="rIdajx2tqz6wyppq1plv11ae">
+      <w:hyperlink w:history="1" r:id="rIdoccyf6z41-5seud5qw28w">
         <w:r>
           <w:rPr>
             <w:rStyle w:val="Hyperlink"/>
@@ -11727,7 +11727,7 @@
         </w:rPr>
         <w:t xml:space="preserve">出處：</w:t>
       </w:r>
-      <w:hyperlink w:history="1" r:id="rIdirzj7gl7gw7pkluuorqnr">
+      <w:hyperlink w:history="1" r:id="rIdgokhb-t__rayv2fkxmuxt">
         <w:r>
           <w:rPr>
             <w:rStyle w:val="Hyperlink"/>
@@ -11803,7 +11803,7 @@
         </w:rPr>
         <w:t xml:space="preserve">出處：</w:t>
       </w:r>
-      <w:hyperlink w:history="1" r:id="rIdaaz8l1orya9h5bpo8c-05">
+      <w:hyperlink w:history="1" r:id="rIdkg7sp0gqe_6y-docet86z">
         <w:r>
           <w:rPr>
             <w:rStyle w:val="Hyperlink"/>
@@ -11870,7 +11870,7 @@
         </w:rPr>
         <w:t xml:space="preserve">出處：</w:t>
       </w:r>
-      <w:hyperlink w:history="1" r:id="rIdcompw12jc3vidwlckqarg">
+      <w:hyperlink w:history="1" r:id="rIdlgcvty6pcg6iwkqwg_pck">
         <w:r>
           <w:rPr>
             <w:rStyle w:val="Hyperlink"/>
@@ -11937,7 +11937,7 @@
         </w:rPr>
         <w:t xml:space="preserve">出處：</w:t>
       </w:r>
-      <w:hyperlink w:history="1" r:id="rIdyvksczsqzzulspafwpb8r">
+      <w:hyperlink w:history="1" r:id="rIdaqdqdlcwkbruzraprq0ue">
         <w:r>
           <w:rPr>
             <w:rStyle w:val="Hyperlink"/>
@@ -12013,7 +12013,7 @@
         </w:rPr>
         <w:t xml:space="preserve">出處：</w:t>
       </w:r>
-      <w:hyperlink w:history="1" r:id="rIdfowqap57nypiis7fon8g5">
+      <w:hyperlink w:history="1" r:id="rId-6rh5g1vani9i8l-6vrid">
         <w:r>
           <w:rPr>
             <w:rStyle w:val="Hyperlink"/>
@@ -12089,7 +12089,7 @@
         </w:rPr>
         <w:t xml:space="preserve">出處：</w:t>
       </w:r>
-      <w:hyperlink w:history="1" r:id="rIdwyr8m7mnws9qhzyyuefq-">
+      <w:hyperlink w:history="1" r:id="rId57-ppclx-6x3qxsqvvwnd">
         <w:r>
           <w:rPr>
             <w:rStyle w:val="Hyperlink"/>
@@ -12165,7 +12165,7 @@
         </w:rPr>
         <w:t xml:space="preserve">出處：</w:t>
       </w:r>
-      <w:hyperlink w:history="1" r:id="rIdk8ecs6gpve6ifbo8q4qnf">
+      <w:hyperlink w:history="1" r:id="rIdi91kyu5dnu3osbxyzoff7">
         <w:r>
           <w:rPr>
             <w:rStyle w:val="Hyperlink"/>
@@ -12241,7 +12241,7 @@
         </w:rPr>
         <w:t xml:space="preserve">出處：</w:t>
       </w:r>
-      <w:hyperlink w:history="1" r:id="rIdkskcnwl1kkqpunxlhk-xx">
+      <w:hyperlink w:history="1" r:id="rIdhty3ru6ue8tb34kdfviwx">
         <w:r>
           <w:rPr>
             <w:rStyle w:val="Hyperlink"/>
@@ -12317,7 +12317,7 @@
         </w:rPr>
         <w:t xml:space="preserve">出處：</w:t>
       </w:r>
-      <w:hyperlink w:history="1" r:id="rIdny0ubcx8nt4lhavt_8ctg">
+      <w:hyperlink w:history="1" r:id="rIdazuwwodicraxrcxrvtzol">
         <w:r>
           <w:rPr>
             <w:rStyle w:val="Hyperlink"/>
@@ -12393,7 +12393,7 @@
         </w:rPr>
         <w:t xml:space="preserve">出處：</w:t>
       </w:r>
-      <w:hyperlink w:history="1" r:id="rIdkha1cuthb-onpzllwyv9-">
+      <w:hyperlink w:history="1" r:id="rIdrc4q4fmv_t0npkolayv0d">
         <w:r>
           <w:rPr>
             <w:rStyle w:val="Hyperlink"/>
@@ -12469,7 +12469,7 @@
         </w:rPr>
         <w:t xml:space="preserve">出處：</w:t>
       </w:r>
-      <w:hyperlink w:history="1" r:id="rIdhewqjtvs7_g5qmjxo6ouf">
+      <w:hyperlink w:history="1" r:id="rIdblkrkf6mbglw0n8bp7q4g">
         <w:r>
           <w:rPr>
             <w:rStyle w:val="Hyperlink"/>
@@ -12545,7 +12545,7 @@
         </w:rPr>
         <w:t xml:space="preserve">出處：</w:t>
       </w:r>
-      <w:hyperlink w:history="1" r:id="rIdsaqzw1z18rce-jtysqmay">
+      <w:hyperlink w:history="1" r:id="rId5qz9yl_zgrtjygi-biaoo">
         <w:r>
           <w:rPr>
             <w:rStyle w:val="Hyperlink"/>
@@ -12621,7 +12621,7 @@
         </w:rPr>
         <w:t xml:space="preserve">出處：</w:t>
       </w:r>
-      <w:hyperlink w:history="1" r:id="rIdr0lw8ypyqp2bl3ac9eqnq">
+      <w:hyperlink w:history="1" r:id="rIdbdhjqrr1z7eupzj7xh4b4">
         <w:r>
           <w:rPr>
             <w:rStyle w:val="Hyperlink"/>
@@ -12697,7 +12697,7 @@
         </w:rPr>
         <w:t xml:space="preserve">出處：</w:t>
       </w:r>
-      <w:hyperlink w:history="1" r:id="rIdxrpukquohvhbjqoi6kaqf">
+      <w:hyperlink w:history="1" r:id="rIdlnqi843vtb7sfv38uja6w">
         <w:r>
           <w:rPr>
             <w:rStyle w:val="Hyperlink"/>
@@ -12773,7 +12773,7 @@
         </w:rPr>
         <w:t xml:space="preserve">出處：</w:t>
       </w:r>
-      <w:hyperlink w:history="1" r:id="rIddyznrfkbugb6sbkuv3b0f">
+      <w:hyperlink w:history="1" r:id="rIdsgry6ae2u6uugusfunrww">
         <w:r>
           <w:rPr>
             <w:rStyle w:val="Hyperlink"/>
@@ -12849,7 +12849,7 @@
         </w:rPr>
         <w:t xml:space="preserve">出處：</w:t>
       </w:r>
-      <w:hyperlink w:history="1" r:id="rId6fy4y3ooarh5zx5kvkkv6">
+      <w:hyperlink w:history="1" r:id="rId3njar_sften7uve0_xa2l">
         <w:r>
           <w:rPr>
             <w:rStyle w:val="Hyperlink"/>
@@ -12941,7 +12941,7 @@
         </w:rPr>
         <w:t xml:space="preserve">出處：</w:t>
       </w:r>
-      <w:hyperlink w:history="1" r:id="rIdhvrzjjbmm64y5q7cnu1ks">
+      <w:hyperlink w:history="1" r:id="rId9nn_da606vgsotpydefbn">
         <w:r>
           <w:rPr>
             <w:rStyle w:val="Hyperlink"/>
@@ -13017,7 +13017,7 @@
         </w:rPr>
         <w:t xml:space="preserve">出處：</w:t>
       </w:r>
-      <w:hyperlink w:history="1" r:id="rIdtlh3reusm4qxgxqogzciw">
+      <w:hyperlink w:history="1" r:id="rIdwos6-v4fec9rs265bkmdi">
         <w:r>
           <w:rPr>
             <w:rStyle w:val="Hyperlink"/>
@@ -13093,7 +13093,7 @@
         </w:rPr>
         <w:t xml:space="preserve">出處：</w:t>
       </w:r>
-      <w:hyperlink w:history="1" r:id="rIdh6hcgnkfvseojos-jmytt">
+      <w:hyperlink w:history="1" r:id="rIdve6u1yerjmgynixwmqbmm">
         <w:r>
           <w:rPr>
             <w:rStyle w:val="Hyperlink"/>
@@ -13169,7 +13169,7 @@
         </w:rPr>
         <w:t xml:space="preserve">出處：</w:t>
       </w:r>
-      <w:hyperlink w:history="1" r:id="rIdy5j4qqd5po3rs3tttj8cg">
+      <w:hyperlink w:history="1" r:id="rIdt5c7gawxu3lqre4mjvbhj">
         <w:r>
           <w:rPr>
             <w:rStyle w:val="Hyperlink"/>
@@ -13245,7 +13245,7 @@
         </w:rPr>
         <w:t xml:space="preserve">出處：</w:t>
       </w:r>
-      <w:hyperlink w:history="1" r:id="rId1kwoqch6ix0hexmi6jgkw">
+      <w:hyperlink w:history="1" r:id="rIdh8qfrozaa2kwitnlfrqpg">
         <w:r>
           <w:rPr>
             <w:rStyle w:val="Hyperlink"/>
@@ -13321,7 +13321,7 @@
         </w:rPr>
         <w:t xml:space="preserve">出處：</w:t>
       </w:r>
-      <w:hyperlink w:history="1" r:id="rId0juq7mieo0b2t7y5rqe_b">
+      <w:hyperlink w:history="1" r:id="rIdk6earrh7i2lspwiaddafu">
         <w:r>
           <w:rPr>
             <w:rStyle w:val="Hyperlink"/>
@@ -13397,7 +13397,7 @@
         </w:rPr>
         <w:t xml:space="preserve">出處：</w:t>
       </w:r>
-      <w:hyperlink w:history="1" r:id="rIdommoiwxijylx1ju8as5b5">
+      <w:hyperlink w:history="1" r:id="rIdzjfrl6bouctrmi8rsblnr">
         <w:r>
           <w:rPr>
             <w:rStyle w:val="Hyperlink"/>
@@ -13473,7 +13473,7 @@
         </w:rPr>
         <w:t xml:space="preserve">出處：</w:t>
       </w:r>
-      <w:hyperlink w:history="1" r:id="rIdotq3glq4yemyetvsq8tjp">
+      <w:hyperlink w:history="1" r:id="rIdmnrnfsvxyfhs8mqbzq50g">
         <w:r>
           <w:rPr>
             <w:rStyle w:val="Hyperlink"/>
@@ -13549,7 +13549,7 @@
         </w:rPr>
         <w:t xml:space="preserve">出處：</w:t>
       </w:r>
-      <w:hyperlink w:history="1" r:id="rIdsuausikm3bz-h5a5nclim">
+      <w:hyperlink w:history="1" r:id="rId3lslfqhcw7pvzpkiqmsf3">
         <w:r>
           <w:rPr>
             <w:rStyle w:val="Hyperlink"/>
@@ -13625,7 +13625,7 @@
         </w:rPr>
         <w:t xml:space="preserve">出處：</w:t>
       </w:r>
-      <w:hyperlink w:history="1" r:id="rIdq9hjx5h_oykoeau_nim7s">
+      <w:hyperlink w:history="1" r:id="rId7tqucf9phun2syoszd77b">
         <w:r>
           <w:rPr>
             <w:rStyle w:val="Hyperlink"/>
@@ -13701,7 +13701,7 @@
         </w:rPr>
         <w:t xml:space="preserve">出處：</w:t>
       </w:r>
-      <w:hyperlink w:history="1" r:id="rIdcepv27mialgeid5gjgbnl">
+      <w:hyperlink w:history="1" r:id="rIdyv0tewpgt6y1wouv0xy4g">
         <w:r>
           <w:rPr>
             <w:rStyle w:val="Hyperlink"/>
@@ -13777,7 +13777,7 @@
         </w:rPr>
         <w:t xml:space="preserve">出處：</w:t>
       </w:r>
-      <w:hyperlink w:history="1" r:id="rIdmzkp-md7-updbuzitf1yt">
+      <w:hyperlink w:history="1" r:id="rIdthjkw_nrsneydc_uqujop">
         <w:r>
           <w:rPr>
             <w:rStyle w:val="Hyperlink"/>
@@ -13853,7 +13853,7 @@
         </w:rPr>
         <w:t xml:space="preserve">出處：</w:t>
       </w:r>
-      <w:hyperlink w:history="1" r:id="rIdcuxa8lv3fnccevao-p2zp">
+      <w:hyperlink w:history="1" r:id="rIdjvw8beqkha3t-jf0mkx83">
         <w:r>
           <w:rPr>
             <w:rStyle w:val="Hyperlink"/>
@@ -13929,7 +13929,7 @@
         </w:rPr>
         <w:t xml:space="preserve">出處：</w:t>
       </w:r>
-      <w:hyperlink w:history="1" r:id="rId9s2g_tc_r6k_zwki_xvsg">
+      <w:hyperlink w:history="1" r:id="rIdwmg-yjqfaaqixcsa0szj3">
         <w:r>
           <w:rPr>
             <w:rStyle w:val="Hyperlink"/>
@@ -14005,7 +14005,7 @@
         </w:rPr>
         <w:t xml:space="preserve">出處：</w:t>
       </w:r>
-      <w:hyperlink w:history="1" r:id="rIdvosjgh7gltdkyc8lo23l5">
+      <w:hyperlink w:history="1" r:id="rId969sg8w_xj5rbfre5u3pb">
         <w:r>
           <w:rPr>
             <w:rStyle w:val="Hyperlink"/>
@@ -14081,7 +14081,7 @@
         </w:rPr>
         <w:t xml:space="preserve">出處：</w:t>
       </w:r>
-      <w:hyperlink w:history="1" r:id="rIduk17ntrk_ofh4yafnrpu_">
+      <w:hyperlink w:history="1" r:id="rIddxszjzljbgrrhcmgxmtct">
         <w:r>
           <w:rPr>
             <w:rStyle w:val="Hyperlink"/>
@@ -14157,7 +14157,7 @@
         </w:rPr>
         <w:t xml:space="preserve">出處：</w:t>
       </w:r>
-      <w:hyperlink w:history="1" r:id="rIdxndypbwo5g1j1u-agtvc9">
+      <w:hyperlink w:history="1" r:id="rIdbtukvsqlygzatmnbvhmuv">
         <w:r>
           <w:rPr>
             <w:rStyle w:val="Hyperlink"/>
@@ -14233,7 +14233,7 @@
         </w:rPr>
         <w:t xml:space="preserve">出處：</w:t>
       </w:r>
-      <w:hyperlink w:history="1" r:id="rIdxsljf_rensrpd7zcjcips">
+      <w:hyperlink w:history="1" r:id="rIdwxke28pstfpoy_frt25qm">
         <w:r>
           <w:rPr>
             <w:rStyle w:val="Hyperlink"/>
@@ -14309,7 +14309,7 @@
         </w:rPr>
         <w:t xml:space="preserve">出處：</w:t>
       </w:r>
-      <w:hyperlink w:history="1" r:id="rIdzxsngq4jechaoasbnmb16">
+      <w:hyperlink w:history="1" r:id="rId88syonya07v6vbutfy01c">
         <w:r>
           <w:rPr>
             <w:rStyle w:val="Hyperlink"/>
@@ -14401,7 +14401,7 @@
         </w:rPr>
         <w:t xml:space="preserve">出處：</w:t>
       </w:r>
-      <w:hyperlink w:history="1" r:id="rIdcx6t2cghmfeym4d3nqpik">
+      <w:hyperlink w:history="1" r:id="rId2qdqvrhrgwtfhmjgfygqy">
         <w:r>
           <w:rPr>
             <w:rStyle w:val="Hyperlink"/>
@@ -14477,7 +14477,7 @@
         </w:rPr>
         <w:t xml:space="preserve">出處：</w:t>
       </w:r>
-      <w:hyperlink w:history="1" r:id="rId18bej1bp44ekleohu4hsc">
+      <w:hyperlink w:history="1" r:id="rIdgapmcpfudlerqltabfgue">
         <w:r>
           <w:rPr>
             <w:rStyle w:val="Hyperlink"/>
@@ -14553,7 +14553,7 @@
         </w:rPr>
         <w:t xml:space="preserve">出處：</w:t>
       </w:r>
-      <w:hyperlink w:history="1" r:id="rIdz-bxok99mklf1yqxj859k">
+      <w:hyperlink w:history="1" r:id="rIdimy4sppmwcj1oyjugmfaz">
         <w:r>
           <w:rPr>
             <w:rStyle w:val="Hyperlink"/>
@@ -14629,7 +14629,7 @@
         </w:rPr>
         <w:t xml:space="preserve">出處：</w:t>
       </w:r>
-      <w:hyperlink w:history="1" r:id="rIdwr8hwkph7exfno0rbvplh">
+      <w:hyperlink w:history="1" r:id="rIdv0anmjkc2zeqwmbsh9b0o">
         <w:r>
           <w:rPr>
             <w:rStyle w:val="Hyperlink"/>
@@ -14705,7 +14705,7 @@
         </w:rPr>
         <w:t xml:space="preserve">出處：</w:t>
       </w:r>
-      <w:hyperlink w:history="1" r:id="rIdumwybvm_7_38h9s67fg19">
+      <w:hyperlink w:history="1" r:id="rIdbr6jscdjyrjkegrm-bqbb">
         <w:r>
           <w:rPr>
             <w:rStyle w:val="Hyperlink"/>
@@ -14781,7 +14781,7 @@
         </w:rPr>
         <w:t xml:space="preserve">出處：</w:t>
       </w:r>
-      <w:hyperlink w:history="1" r:id="rIduqdb93wymvlcr9kvghf6k">
+      <w:hyperlink w:history="1" r:id="rIdatv-bna59ek8o1kukepbr">
         <w:r>
           <w:rPr>
             <w:rStyle w:val="Hyperlink"/>
@@ -14857,7 +14857,7 @@
         </w:rPr>
         <w:t xml:space="preserve">出處：</w:t>
       </w:r>
-      <w:hyperlink w:history="1" r:id="rIdax_mf_lcbioe9emhyacup">
+      <w:hyperlink w:history="1" r:id="rIdvpbgwluonfha5spifzrqx">
         <w:r>
           <w:rPr>
             <w:rStyle w:val="Hyperlink"/>
@@ -14933,7 +14933,7 @@
         </w:rPr>
         <w:t xml:space="preserve">出處：</w:t>
       </w:r>
-      <w:hyperlink w:history="1" r:id="rIdwek91rlabnjjwpwa9xlxl">
+      <w:hyperlink w:history="1" r:id="rIdfq6qzwfn4fmcjq8wv7hn1">
         <w:r>
           <w:rPr>
             <w:rStyle w:val="Hyperlink"/>
@@ -15025,7 +15025,7 @@
         </w:rPr>
         <w:t xml:space="preserve">出處：</w:t>
       </w:r>
-      <w:hyperlink w:history="1" r:id="rIdjamhngzt2v8vnpbmuk38u">
+      <w:hyperlink w:history="1" r:id="rIdxo2h9mquipv10zxlgqk6c">
         <w:r>
           <w:rPr>
             <w:rStyle w:val="Hyperlink"/>
@@ -15101,7 +15101,7 @@
         </w:rPr>
         <w:t xml:space="preserve">出處：</w:t>
       </w:r>
-      <w:hyperlink w:history="1" r:id="rId7-zbbeneacczxbsv5o9xl">
+      <w:hyperlink w:history="1" r:id="rIdfx9vb8lqval2qwxqnd9rk">
         <w:r>
           <w:rPr>
             <w:rStyle w:val="Hyperlink"/>
@@ -15177,7 +15177,7 @@
         </w:rPr>
         <w:t xml:space="preserve">出處：</w:t>
       </w:r>
-      <w:hyperlink w:history="1" r:id="rIdmjhg3wtyawzc_bjjrkljo">
+      <w:hyperlink w:history="1" r:id="rIdqe9jk6unf2kkvpe-fil8f">
         <w:r>
           <w:rPr>
             <w:rStyle w:val="Hyperlink"/>
@@ -15253,7 +15253,7 @@
         </w:rPr>
         <w:t xml:space="preserve">出處：</w:t>
       </w:r>
-      <w:hyperlink w:history="1" r:id="rIdhh3_bsaktc5ie_apimare">
+      <w:hyperlink w:history="1" r:id="rIdftop4bmpjjfp8htomqkb0">
         <w:r>
           <w:rPr>
             <w:rStyle w:val="Hyperlink"/>
@@ -15345,7 +15345,7 @@
         </w:rPr>
         <w:t xml:space="preserve">出處：</w:t>
       </w:r>
-      <w:hyperlink w:history="1" r:id="rId0nshqr_8bunton3jm4cjt">
+      <w:hyperlink w:history="1" r:id="rIdrp-qttnllwtb2zru1_miy">
         <w:r>
           <w:rPr>
             <w:rStyle w:val="Hyperlink"/>
@@ -15421,7 +15421,7 @@
         </w:rPr>
         <w:t xml:space="preserve">出處：</w:t>
       </w:r>
-      <w:hyperlink w:history="1" r:id="rIdkbmvsnljmjuy4zj4lbk-5">
+      <w:hyperlink w:history="1" r:id="rId3xbl9npd_i80lazzoi-zz">
         <w:r>
           <w:rPr>
             <w:rStyle w:val="Hyperlink"/>
@@ -15497,7 +15497,7 @@
         </w:rPr>
         <w:t xml:space="preserve">出處：</w:t>
       </w:r>
-      <w:hyperlink w:history="1" r:id="rIds3el1mudhl-sysmpofod1">
+      <w:hyperlink w:history="1" r:id="rId6gojqykyip3sntn-jdskx">
         <w:r>
           <w:rPr>
             <w:rStyle w:val="Hyperlink"/>
@@ -15573,7 +15573,7 @@
         </w:rPr>
         <w:t xml:space="preserve">出處：</w:t>
       </w:r>
-      <w:hyperlink w:history="1" r:id="rId4nk8nsu_39xxuhu-g_rgx">
+      <w:hyperlink w:history="1" r:id="rIdd0xxeyz-t_mqmyp184ggj">
         <w:r>
           <w:rPr>
             <w:rStyle w:val="Hyperlink"/>
@@ -15649,7 +15649,7 @@
         </w:rPr>
         <w:t xml:space="preserve">出處：</w:t>
       </w:r>
-      <w:hyperlink w:history="1" r:id="rIdki8aw0thv-5gjj66nf0uq">
+      <w:hyperlink w:history="1" r:id="rIduc_1yjo9ypqlsyprz5oye">
         <w:r>
           <w:rPr>
             <w:rStyle w:val="Hyperlink"/>
@@ -15725,7 +15725,7 @@
         </w:rPr>
         <w:t xml:space="preserve">出處：</w:t>
       </w:r>
-      <w:hyperlink w:history="1" r:id="rIdahudmv-iixtbejyvwdd6r">
+      <w:hyperlink w:history="1" r:id="rIdyel2u6poeyjtdnv-ivcwr">
         <w:r>
           <w:rPr>
             <w:rStyle w:val="Hyperlink"/>
@@ -15801,7 +15801,7 @@
         </w:rPr>
         <w:t xml:space="preserve">出處：</w:t>
       </w:r>
-      <w:hyperlink w:history="1" r:id="rIdrjq5zlucap4wffb77cm_i">
+      <w:hyperlink w:history="1" r:id="rIdbbxjvrqsd0h51s5l6kch8">
         <w:r>
           <w:rPr>
             <w:rStyle w:val="Hyperlink"/>
@@ -15877,7 +15877,7 @@
         </w:rPr>
         <w:t xml:space="preserve">出處：</w:t>
       </w:r>
-      <w:hyperlink w:history="1" r:id="rId-joq18-yvlrtfmqvocpxp">
+      <w:hyperlink w:history="1" r:id="rIdztpjnwgoxxectsislqvjx">
         <w:r>
           <w:rPr>
             <w:rStyle w:val="Hyperlink"/>
@@ -15953,7 +15953,7 @@
         </w:rPr>
         <w:t xml:space="preserve">出處：</w:t>
       </w:r>
-      <w:hyperlink w:history="1" r:id="rIdcyqyrkpqfv-pvkdipjkik">
+      <w:hyperlink w:history="1" r:id="rIdz8fvpvdwvow8t6t7e_fbe">
         <w:r>
           <w:rPr>
             <w:rStyle w:val="Hyperlink"/>
@@ -16029,7 +16029,7 @@
         </w:rPr>
         <w:t xml:space="preserve">出處：</w:t>
       </w:r>
-      <w:hyperlink w:history="1" r:id="rIdprbml41k0buvnwvpa3hzu">
+      <w:hyperlink w:history="1" r:id="rIdha5tz9pqdw8ogypqflfrb">
         <w:r>
           <w:rPr>
             <w:rStyle w:val="Hyperlink"/>
@@ -16105,7 +16105,7 @@
         </w:rPr>
         <w:t xml:space="preserve">出處：</w:t>
       </w:r>
-      <w:hyperlink w:history="1" r:id="rIdjxqi-25srjxowdhvtaaav">
+      <w:hyperlink w:history="1" r:id="rIdzb0nuzjmknsftehapb1l2">
         <w:r>
           <w:rPr>
             <w:rStyle w:val="Hyperlink"/>
@@ -16181,7 +16181,7 @@
         </w:rPr>
         <w:t xml:space="preserve">出處：</w:t>
       </w:r>
-      <w:hyperlink w:history="1" r:id="rIdns5sndfr_c1vuwqbczgs9">
+      <w:hyperlink w:history="1" r:id="rIdlenicdppxvtebunlkw_h9">
         <w:r>
           <w:rPr>
             <w:rStyle w:val="Hyperlink"/>
@@ -16257,7 +16257,7 @@
         </w:rPr>
         <w:t xml:space="preserve">出處：</w:t>
       </w:r>
-      <w:hyperlink w:history="1" r:id="rIdp2glwfk7g9wyae4c9cfd5">
+      <w:hyperlink w:history="1" r:id="rId3yhe8smvu19m3kbdjqhgm">
         <w:r>
           <w:rPr>
             <w:rStyle w:val="Hyperlink"/>
@@ -16333,7 +16333,7 @@
         </w:rPr>
         <w:t xml:space="preserve">出處：</w:t>
       </w:r>
-      <w:hyperlink w:history="1" r:id="rIdrvdf5oruqkcihos-zxjbs">
+      <w:hyperlink w:history="1" r:id="rId1bkpyu_rczvh2wlpewgc1">
         <w:r>
           <w:rPr>
             <w:rStyle w:val="Hyperlink"/>
@@ -16409,7 +16409,7 @@
         </w:rPr>
         <w:t xml:space="preserve">出處：</w:t>
       </w:r>
-      <w:hyperlink w:history="1" r:id="rId1uek1ibpkmo2boqhdgv24">
+      <w:hyperlink w:history="1" r:id="rIdezfulmcfzetscszxtd4s6">
         <w:r>
           <w:rPr>
             <w:rStyle w:val="Hyperlink"/>
@@ -16485,7 +16485,7 @@
         </w:rPr>
         <w:t xml:space="preserve">出處：</w:t>
       </w:r>
-      <w:hyperlink w:history="1" r:id="rIdt49itmgodua60lp3fok_2">
+      <w:hyperlink w:history="1" r:id="rIdm3qmbdrpqemxrsx7ohggj">
         <w:r>
           <w:rPr>
             <w:rStyle w:val="Hyperlink"/>
@@ -16561,7 +16561,7 @@
         </w:rPr>
         <w:t xml:space="preserve">出處：</w:t>
       </w:r>
-      <w:hyperlink w:history="1" r:id="rIds2m9evewndrkxatjkphvf">
+      <w:hyperlink w:history="1" r:id="rId-x2hpkq2tld9yn7dvqnn2">
         <w:r>
           <w:rPr>
             <w:rStyle w:val="Hyperlink"/>
@@ -16637,7 +16637,7 @@
         </w:rPr>
         <w:t xml:space="preserve">出處：</w:t>
       </w:r>
-      <w:hyperlink w:history="1" r:id="rId3c3kc23xszkblhjati0qp">
+      <w:hyperlink w:history="1" r:id="rIdjfgunjckktbnpycenailf">
         <w:r>
           <w:rPr>
             <w:rStyle w:val="Hyperlink"/>
@@ -16713,7 +16713,7 @@
         </w:rPr>
         <w:t xml:space="preserve">出處：</w:t>
       </w:r>
-      <w:hyperlink w:history="1" r:id="rIdtbyaqs3h5b3d9evvlnhh3">
+      <w:hyperlink w:history="1" r:id="rIdwudvognxoerqufjrezctd">
         <w:r>
           <w:rPr>
             <w:rStyle w:val="Hyperlink"/>
@@ -16789,7 +16789,7 @@
         </w:rPr>
         <w:t xml:space="preserve">出處：</w:t>
       </w:r>
-      <w:hyperlink w:history="1" r:id="rIdftzyh3gabjmnqo8ttjnv1">
+      <w:hyperlink w:history="1" r:id="rId4a8zmi9j14kiy2q-nqlqh">
         <w:r>
           <w:rPr>
             <w:rStyle w:val="Hyperlink"/>
@@ -16865,7 +16865,7 @@
         </w:rPr>
         <w:t xml:space="preserve">出處：</w:t>
       </w:r>
-      <w:hyperlink w:history="1" r:id="rIdiz4ufsyglg7kvdm3u4fsl">
+      <w:hyperlink w:history="1" r:id="rIdzegnxraeade-hhyx0nfie">
         <w:r>
           <w:rPr>
             <w:rStyle w:val="Hyperlink"/>
@@ -16941,7 +16941,7 @@
         </w:rPr>
         <w:t xml:space="preserve">出處：</w:t>
       </w:r>
-      <w:hyperlink w:history="1" r:id="rIdlelgwwc3_tzxdzbgsfgji">
+      <w:hyperlink w:history="1" r:id="rIdjuclc3eyrlw881cwtn1s6">
         <w:r>
           <w:rPr>
             <w:rStyle w:val="Hyperlink"/>
@@ -17017,7 +17017,7 @@
         </w:rPr>
         <w:t xml:space="preserve">出處：</w:t>
       </w:r>
-      <w:hyperlink w:history="1" r:id="rIdx4iuw6ufoqtqqh0rwvy4a">
+      <w:hyperlink w:history="1" r:id="rIdfm-b8clzutltrs0qxb3cw">
         <w:r>
           <w:rPr>
             <w:rStyle w:val="Hyperlink"/>
@@ -17109,7 +17109,7 @@
         </w:rPr>
         <w:t xml:space="preserve">出處：</w:t>
       </w:r>
-      <w:hyperlink w:history="1" r:id="rIdc8xg9vpnk4rdabykqg4zw">
+      <w:hyperlink w:history="1" r:id="rIdgvopnbdniwrm4e2b7okdh">
         <w:r>
           <w:rPr>
             <w:rStyle w:val="Hyperlink"/>
@@ -17185,7 +17185,7 @@
         </w:rPr>
         <w:t xml:space="preserve">出處：</w:t>
       </w:r>
-      <w:hyperlink w:history="1" r:id="rIdwytwri9ck3ghs6xg4b6me">
+      <w:hyperlink w:history="1" r:id="rId88ez2wotqacggo_zx_n5g">
         <w:r>
           <w:rPr>
             <w:rStyle w:val="Hyperlink"/>
@@ -17252,7 +17252,7 @@
         </w:rPr>
         <w:t xml:space="preserve">出處：</w:t>
       </w:r>
-      <w:hyperlink w:history="1" r:id="rId2guaki3xli0-7arwsah2c">
+      <w:hyperlink w:history="1" r:id="rIdy-ytd9r5luhzjwxrdg1fc">
         <w:r>
           <w:rPr>
             <w:rStyle w:val="Hyperlink"/>
@@ -17319,7 +17319,7 @@
         </w:rPr>
         <w:t xml:space="preserve">出處：</w:t>
       </w:r>
-      <w:hyperlink w:history="1" r:id="rIdhexylwo_hxlazx39b7blw">
+      <w:hyperlink w:history="1" r:id="rIdpvap6urktfsqyzozhci_-">
         <w:r>
           <w:rPr>
             <w:rStyle w:val="Hyperlink"/>
